--- a/docs/ПЗ_Панкратов.docx
+++ b/docs/ПЗ_Панкратов.docx
@@ -319,16 +319,15 @@
                 <w:sz w:val="24"/>
                 <w:szCs w:val="24"/>
               </w:rPr>
-              <w:t xml:space="preserve">Академический </w:t>
-            </w:r>
-            <w:proofErr w:type="gramStart"/>
+              <w:t>Академический р</w:t>
+            </w:r>
             <w:r>
               <w:rPr>
                 <w:b w:val="0"/>
                 <w:sz w:val="24"/>
                 <w:szCs w:val="24"/>
               </w:rPr>
-              <w:t>р</w:t>
+              <w:t xml:space="preserve">уководитель </w:t>
             </w:r>
             <w:r>
               <w:rPr>
@@ -336,7 +335,7 @@
                 <w:sz w:val="24"/>
                 <w:szCs w:val="24"/>
               </w:rPr>
-              <w:t xml:space="preserve">уководитель </w:t>
+              <w:t xml:space="preserve"> образовательной программы</w:t>
             </w:r>
             <w:r>
               <w:rPr>
@@ -344,16 +343,15 @@
                 <w:sz w:val="24"/>
                 <w:szCs w:val="24"/>
               </w:rPr>
-              <w:t xml:space="preserve"> образовательной</w:t>
-            </w:r>
-            <w:proofErr w:type="gramEnd"/>
+              <w:t xml:space="preserve"> </w:t>
+            </w:r>
             <w:r>
               <w:rPr>
                 <w:b w:val="0"/>
                 <w:sz w:val="24"/>
                 <w:szCs w:val="24"/>
               </w:rPr>
-              <w:t xml:space="preserve"> программы</w:t>
+              <w:t>«Программная инженерия»</w:t>
             </w:r>
             <w:r>
               <w:rPr>
@@ -361,42 +359,8 @@
                 <w:sz w:val="24"/>
                 <w:szCs w:val="24"/>
               </w:rPr>
-              <w:t xml:space="preserve"> </w:t>
-            </w:r>
-            <w:r>
-              <w:rPr>
-                <w:b w:val="0"/>
-                <w:sz w:val="24"/>
-                <w:szCs w:val="24"/>
-              </w:rPr>
-              <w:t>«Программная инженерия»</w:t>
-            </w:r>
-            <w:r>
-              <w:rPr>
-                <w:b w:val="0"/>
-                <w:sz w:val="24"/>
-                <w:szCs w:val="24"/>
-              </w:rPr>
               <w:br/>
-              <w:t xml:space="preserve">профессор департамента </w:t>
-            </w:r>
-            <w:proofErr w:type="spellStart"/>
-            <w:r>
-              <w:rPr>
-                <w:b w:val="0"/>
-                <w:sz w:val="24"/>
-                <w:szCs w:val="24"/>
-              </w:rPr>
-              <w:t>программнои</w:t>
-            </w:r>
-            <w:proofErr w:type="spellEnd"/>
-            <w:r>
-              <w:rPr>
-                <w:b w:val="0"/>
-                <w:sz w:val="24"/>
-                <w:szCs w:val="24"/>
-              </w:rPr>
-              <w:t>̆ инженерии, канд. техн. наук</w:t>
+              <w:t>профессор департамента программной инженерии, канд. техн. наук</w:t>
             </w:r>
             <w:r>
               <w:rPr>
@@ -432,18 +396,8 @@
                 <w:sz w:val="24"/>
                 <w:szCs w:val="24"/>
               </w:rPr>
-              <w:t xml:space="preserve">Н. А. </w:t>
-            </w:r>
-            <w:proofErr w:type="spellStart"/>
-            <w:r>
-              <w:rPr>
-                <w:b w:val="0"/>
-                <w:sz w:val="24"/>
-                <w:szCs w:val="24"/>
-              </w:rPr>
-              <w:t>Павлочев</w:t>
-            </w:r>
-            <w:proofErr w:type="spellEnd"/>
+              <w:t>Н. А. Павлочев</w:t>
+            </w:r>
             <w:r>
               <w:rPr>
                 <w:b w:val="0"/>
@@ -3095,23 +3049,13 @@
           <w:szCs w:val="24"/>
         </w:rPr>
       </w:pPr>
-      <w:proofErr w:type="spellStart"/>
       <w:r>
         <w:rPr>
           <w:rFonts w:ascii="Times New Roman" w:eastAsia="Times New Roman" w:hAnsi="Times New Roman" w:cs="Times New Roman"/>
           <w:sz w:val="24"/>
           <w:szCs w:val="24"/>
         </w:rPr>
-        <w:t>Гиперпараметр</w:t>
-      </w:r>
-      <w:proofErr w:type="spellEnd"/>
-      <w:r>
-        <w:rPr>
-          <w:rFonts w:ascii="Times New Roman" w:eastAsia="Times New Roman" w:hAnsi="Times New Roman" w:cs="Times New Roman"/>
-          <w:sz w:val="24"/>
-          <w:szCs w:val="24"/>
-        </w:rPr>
-        <w:t xml:space="preserve"> – параметр алгоритма машинного обучения, который устанавливается перед началом обучения и не изменяется в процессе его обучения.</w:t>
+        <w:t>Гиперпараметр – параметр алгоритма машинного обучения, который устанавливается перед началом обучения и не изменяется в процессе его обучения.</w:t>
       </w:r>
     </w:p>
     <w:p>
@@ -6559,11 +6503,9 @@
       <w:r>
         <w:t>Наименование программы для пользователя – «</w:t>
       </w:r>
-      <w:proofErr w:type="spellStart"/>
       <w:r>
         <w:t>MSnOutliers</w:t>
       </w:r>
-      <w:proofErr w:type="spellEnd"/>
       <w:r>
         <w:t>»</w:t>
       </w:r>
@@ -6792,15 +6734,7 @@
         <w:t xml:space="preserve"> инструмент </w:t>
       </w:r>
       <w:r>
-        <w:t>«</w:t>
-      </w:r>
-      <w:proofErr w:type="spellStart"/>
-      <w:r>
-        <w:t>MSnOutliers</w:t>
-      </w:r>
-      <w:proofErr w:type="spellEnd"/>
-      <w:r>
-        <w:t>»</w:t>
+        <w:t>«MSnOutliers»</w:t>
       </w:r>
       <w:r>
         <w:t xml:space="preserve"> предназначен для анализа и исследования робастности различных методов регрессионного анализа в условиях присутствия в данных аномальных наблюдений. Приложение предоставляет следующие возможности</w:t>
@@ -6937,15 +6871,7 @@
         <w:t xml:space="preserve">Приложение </w:t>
       </w:r>
       <w:r>
-        <w:t>«</w:t>
-      </w:r>
-      <w:proofErr w:type="spellStart"/>
-      <w:r>
-        <w:t>MSnOutliers</w:t>
-      </w:r>
-      <w:proofErr w:type="spellEnd"/>
-      <w:r>
-        <w:t>»</w:t>
+        <w:t>«MSnOutliers»</w:t>
       </w:r>
       <w:r>
         <w:t xml:space="preserve"> реализовано как проект для анализа и оценки надежности статистических методов регрессии при наличии шума различного характера</w:t>
@@ -6980,15 +6906,7 @@
         <w:t xml:space="preserve">Благодаря модульной архитектуре и многопоточности, программа позволяет эффективно проводить серии экспериментов с различными параметрами методов и типов шума, а результаты экспериментов сохраняются и визуализируются. В совокупности это делает </w:t>
       </w:r>
       <w:r>
-        <w:t>«</w:t>
-      </w:r>
-      <w:proofErr w:type="spellStart"/>
-      <w:r>
-        <w:t>MSnOutliers</w:t>
-      </w:r>
-      <w:proofErr w:type="spellEnd"/>
-      <w:r>
-        <w:t>»</w:t>
+        <w:t>«MSnOutliers»</w:t>
       </w:r>
       <w:r>
         <w:t xml:space="preserve"> мощным инструментом для анализа методов регрессии и машинного обучения.</w:t>
@@ -7185,15 +7103,7 @@
         <w:jc w:val="both"/>
       </w:pPr>
       <w:r>
-        <w:t xml:space="preserve">Приложение должно быть разработано как инструмент для исследования эффективности методов </w:t>
-      </w:r>
-      <w:proofErr w:type="spellStart"/>
-      <w:r>
-        <w:t>регрессионого</w:t>
-      </w:r>
-      <w:proofErr w:type="spellEnd"/>
-      <w:r>
-        <w:t xml:space="preserve"> анализа с наличием аномальных наблюдений в исходных данных. </w:t>
+        <w:t xml:space="preserve">Приложение должно быть разработано как инструмент для исследования эффективности методов регрессионого анализа с наличием аномальных наблюдений в исходных данных. </w:t>
       </w:r>
       <w:r>
         <w:t>Продукт должен поддерживать работу как с пользовательскими наборами данных, так и с генерируемыми выборками с выбранными параметрами.</w:t>
@@ -7501,29 +7411,13 @@
         <w:jc w:val="both"/>
       </w:pPr>
       <w:r>
-        <w:t xml:space="preserve">Для каждого метода действует условие, что если этим методом все объекты были помечены как аномалии, то все объекты считаются </w:t>
-      </w:r>
-      <w:proofErr w:type="spellStart"/>
-      <w:r>
-        <w:t>неаномальными</w:t>
-      </w:r>
-      <w:proofErr w:type="spellEnd"/>
-      <w:r>
-        <w:t xml:space="preserve"> и исходные данные остаются неизмененными</w:t>
+        <w:t>Для каждого метода действует условие, что если этим методом все объекты были помечены как аномалии, то все объекты считаются неаномальными и исходные данные остаются неизмененными</w:t>
       </w:r>
       <w:r>
         <w:t>.</w:t>
       </w:r>
       <w:r>
-        <w:t xml:space="preserve"> Также до обучения методов к входным данным применяется нормализация всех признаков. Этот подход зачастую стабилизирует работу алгоритмов и упрощает подбор </w:t>
-      </w:r>
-      <w:proofErr w:type="spellStart"/>
-      <w:r>
-        <w:t>гиперпараметров</w:t>
-      </w:r>
-      <w:proofErr w:type="spellEnd"/>
-      <w:r>
-        <w:t>.</w:t>
+        <w:t xml:space="preserve"> Также до обучения методов к входным данным применяется нормализация всех признаков. Этот подход зачастую стабилизирует работу алгоритмов и упрощает подбор гиперпараметров.</w:t>
       </w:r>
     </w:p>
     <w:p>
@@ -7644,15 +7538,7 @@
         <w:t>Преимущество метода заключается в способности работать эффективно с данными любой размерности.</w:t>
       </w:r>
       <w:r>
-        <w:t xml:space="preserve"> Также </w:t>
-      </w:r>
-      <w:proofErr w:type="spellStart"/>
-      <w:r>
-        <w:t>гиперпараметры</w:t>
-      </w:r>
-      <w:proofErr w:type="spellEnd"/>
-      <w:r>
-        <w:t xml:space="preserve"> метода </w:t>
+        <w:t xml:space="preserve"> Также гиперпараметры метода </w:t>
       </w:r>
       <w:r>
         <w:t>обычно задаются стандартными значениями (количество деревьев – 100, максимальная глубина дерева – 10-12), что исключает необходимость их подбора.</w:t>
@@ -7831,14 +7717,12 @@
       <w:r>
         <w:t xml:space="preserve">Использует два </w:t>
       </w:r>
-      <w:proofErr w:type="spellStart"/>
       <w:r>
         <w:t>гипер</w:t>
       </w:r>
       <w:r>
         <w:t>параметра</w:t>
       </w:r>
-      <w:proofErr w:type="spellEnd"/>
       <w:r>
         <w:rPr>
           <w:lang w:val="en-US"/>
@@ -7887,14 +7771,12 @@
         <w:ind w:left="3119" w:right="680" w:hanging="284"/>
         <w:jc w:val="both"/>
       </w:pPr>
-      <w:proofErr w:type="spellStart"/>
       <w:r>
         <w:rPr>
           <w:lang w:val="en-US"/>
         </w:rPr>
         <w:t>minimumClusterSize</w:t>
       </w:r>
-      <w:proofErr w:type="spellEnd"/>
       <w:r>
         <w:t xml:space="preserve"> – </w:t>
       </w:r>
@@ -7951,15 +7833,7 @@
         <w:jc w:val="both"/>
       </w:pPr>
       <w:r>
-        <w:t xml:space="preserve">Недостатками метода является высокая чувствительность к выбору </w:t>
-      </w:r>
-      <w:proofErr w:type="spellStart"/>
-      <w:r>
-        <w:t>гиперпараметров</w:t>
-      </w:r>
-      <w:proofErr w:type="spellEnd"/>
-      <w:r>
-        <w:t xml:space="preserve"> метода даже при условии нормализации данных.</w:t>
+        <w:t>Недостатками метода является высокая чувствительность к выбору гиперпараметров метода даже при условии нормализации данных.</w:t>
       </w:r>
     </w:p>
     <w:p>
@@ -8037,16 +7911,11 @@
       <w:r>
         <w:t xml:space="preserve">– </w:t>
       </w:r>
-      <w:proofErr w:type="spellStart"/>
       <w:r>
         <w:t>гипер</w:t>
       </w:r>
       <w:r>
-        <w:t>параметр</w:t>
-      </w:r>
-      <w:proofErr w:type="spellEnd"/>
-      <w:r>
-        <w:t xml:space="preserve"> сглаживания</w:t>
+        <w:t>параметр сглаживания</w:t>
       </w:r>
       <w:r>
         <w:t xml:space="preserve">. </w:t>
@@ -8080,15 +7949,7 @@
         <w:jc w:val="both"/>
       </w:pPr>
       <w:r>
-        <w:t xml:space="preserve">Преимуществом алгоритма является гибкость и способность адаптироваться к </w:t>
-      </w:r>
-      <w:proofErr w:type="spellStart"/>
-      <w:r>
-        <w:t>многомодальным</w:t>
-      </w:r>
-      <w:proofErr w:type="spellEnd"/>
-      <w:r>
-        <w:t xml:space="preserve"> распределениям без предположений о форме данных.</w:t>
+        <w:t>Преимуществом алгоритма является гибкость и способность адаптироваться к многомодальным распределениям без предположений о форме данных.</w:t>
       </w:r>
     </w:p>
     <w:p>
@@ -8104,16 +7965,11 @@
       <w:r>
         <w:t xml:space="preserve">Недостатком является необходимость точной настройки </w:t>
       </w:r>
-      <w:proofErr w:type="spellStart"/>
       <w:r>
         <w:t>гипер</w:t>
       </w:r>
       <w:r>
-        <w:t>параметра</w:t>
-      </w:r>
-      <w:proofErr w:type="spellEnd"/>
-      <w:r>
-        <w:t xml:space="preserve"> сглаживания для достижения оптимальных результатов.</w:t>
+        <w:t>параметра сглаживания для достижения оптимальных результатов.</w:t>
       </w:r>
     </w:p>
     <w:p>
@@ -8210,24 +8066,11 @@
       <w:r>
         <w:t xml:space="preserve">Использует два основных </w:t>
       </w:r>
-      <w:proofErr w:type="spellStart"/>
       <w:r>
         <w:t>гипер</w:t>
       </w:r>
       <w:r>
-        <w:t>параметра</w:t>
-      </w:r>
-      <w:proofErr w:type="spellEnd"/>
-      <w:r>
-        <w:t xml:space="preserve">: k - количество ближайших соседей для рассмотрения, </w:t>
-      </w:r>
-      <w:proofErr w:type="spellStart"/>
-      <w:r>
-        <w:t>contamination</w:t>
-      </w:r>
-      <w:proofErr w:type="spellEnd"/>
-      <w:r>
-        <w:t xml:space="preserve"> - ожидаемая доля аномальных наблюдений в наборе данных.</w:t>
+        <w:t>параметра: k - количество ближайших соседей для рассмотрения, contamination - ожидаемая доля аномальных наблюдений в наборе данных.</w:t>
       </w:r>
       <w:r>
         <w:br/>
@@ -8237,16 +8080,11 @@
         <w:br/>
         <w:t xml:space="preserve">Недостатком подхода является сложность определения оптимального значения k, низкая эффективность в данных с переменной плотностью. Также одним из </w:t>
       </w:r>
-      <w:proofErr w:type="spellStart"/>
       <w:r>
         <w:t>гипер</w:t>
       </w:r>
       <w:r>
-        <w:t>параметров</w:t>
-      </w:r>
-      <w:proofErr w:type="spellEnd"/>
-      <w:r>
-        <w:t xml:space="preserve"> метода является ожидаемая доля аномальных наблюдений, что зачастую заранее неизвестно.</w:t>
+        <w:t>параметров метода является ожидаемая доля аномальных наблюдений, что зачастую заранее неизвестно.</w:t>
       </w:r>
     </w:p>
     <w:p>
@@ -8821,23 +8659,7 @@
         <w:t xml:space="preserve"> распределени</w:t>
       </w:r>
       <w:r>
-        <w:t xml:space="preserve">е сделано </w:t>
-      </w:r>
-      <w:proofErr w:type="gramStart"/>
-      <w:r>
-        <w:t>как  операция</w:t>
-      </w:r>
-      <w:proofErr w:type="gramEnd"/>
-      <w:r>
-        <w:t xml:space="preserve"> </w:t>
-      </w:r>
-      <w:proofErr w:type="spellStart"/>
-      <w:r>
-        <w:t>домножения</w:t>
-      </w:r>
-      <w:proofErr w:type="spellEnd"/>
-      <w:r>
-        <w:t xml:space="preserve"> на константу.</w:t>
+        <w:t>е сделано как  операция домножения на константу.</w:t>
       </w:r>
     </w:p>
     <w:p>
@@ -9094,11 +8916,9 @@
       <w:r>
         <w:t>«</w:t>
       </w:r>
-      <w:proofErr w:type="spellStart"/>
       <w:r>
         <w:t>MSnOutliers</w:t>
       </w:r>
-      <w:proofErr w:type="spellEnd"/>
       <w:r>
         <w:t>»</w:t>
       </w:r>
@@ -9126,14 +8946,12 @@
       <w:r>
         <w:t xml:space="preserve">Директория </w:t>
       </w:r>
-      <w:proofErr w:type="spellStart"/>
       <w:r>
         <w:rPr>
           <w:lang w:val="en-US"/>
         </w:rPr>
         <w:t>ui</w:t>
       </w:r>
-      <w:proofErr w:type="spellEnd"/>
       <w:r>
         <w:t xml:space="preserve"> – </w:t>
       </w:r>
@@ -9162,14 +8980,12 @@
       <w:r>
         <w:t xml:space="preserve">Директория </w:t>
       </w:r>
-      <w:proofErr w:type="spellStart"/>
       <w:r>
         <w:rPr>
           <w:lang w:val="en-US"/>
         </w:rPr>
         <w:t>src</w:t>
       </w:r>
-      <w:proofErr w:type="spellEnd"/>
       <w:r>
         <w:t xml:space="preserve"> – </w:t>
       </w:r>
@@ -9204,15 +9020,7 @@
         <w:t xml:space="preserve"> </w:t>
       </w:r>
       <w:r>
-        <w:t xml:space="preserve">выполняется все основные </w:t>
-      </w:r>
-      <w:proofErr w:type="spellStart"/>
-      <w:r>
-        <w:t>основные</w:t>
-      </w:r>
-      <w:proofErr w:type="spellEnd"/>
-      <w:r>
-        <w:t xml:space="preserve"> этапы, описанные в п.3.2.2.2. В поддиректории </w:t>
+        <w:t xml:space="preserve">выполняется все основные основные этапы, описанные в п.3.2.2.2. В поддиректории </w:t>
       </w:r>
       <w:r>
         <w:rPr>
@@ -9293,89 +9101,77 @@
         <w:t xml:space="preserve">, </w:t>
       </w:r>
       <w:r>
-        <w:t xml:space="preserve">содержащую классы </w:t>
-      </w:r>
-      <w:proofErr w:type="spellStart"/>
-      <w:r>
-        <w:t>парсинга</w:t>
-      </w:r>
-      <w:proofErr w:type="spellEnd"/>
+        <w:t xml:space="preserve">содержащую классы парсинга </w:t>
+      </w:r>
+      <w:r>
+        <w:rPr>
+          <w:lang w:val="en-US"/>
+        </w:rPr>
+        <w:t>CSV</w:t>
+      </w:r>
+      <w:r>
+        <w:t>-</w:t>
+      </w:r>
+      <w:r>
+        <w:t xml:space="preserve">файлов, расчета метрик и предобработки данных, </w:t>
+      </w:r>
+      <w:r>
+        <w:rPr>
+          <w:lang w:val="en-US"/>
+        </w:rPr>
+        <w:t>ML</w:t>
+      </w:r>
+      <w:r>
+        <w:t xml:space="preserve">, </w:t>
+      </w:r>
+      <w:r>
+        <w:t xml:space="preserve">содержащую реализации алгоритмов машинного обучения, </w:t>
+      </w:r>
+      <w:r>
+        <w:rPr>
+          <w:lang w:val="en-US"/>
+        </w:rPr>
+        <w:t>MS</w:t>
+      </w:r>
+      <w:r>
+        <w:t xml:space="preserve">, содержащую классы </w:t>
+      </w:r>
+      <w:r>
+        <w:t xml:space="preserve">статистических методов регрессии и </w:t>
+      </w:r>
+      <w:r>
+        <w:rPr>
+          <w:lang w:val="en-US"/>
+        </w:rPr>
+        <w:t>DISTIRIBUTIONS</w:t>
+      </w:r>
+      <w:r>
+        <w:t>,</w:t>
+      </w:r>
+      <w:r>
+        <w:t xml:space="preserve"> содержащую класс с реализацией генерации шумов различных распределений.</w:t>
+      </w:r>
+      <w:r>
+        <w:t xml:space="preserve"> Компонента компилируется в статическую библиотеку, которая затем связывается с исполняемыми файлами из компонент </w:t>
+      </w:r>
+      <w:r>
+        <w:rPr>
+          <w:lang w:val="en-US"/>
+        </w:rPr>
+        <w:t>ui</w:t>
+      </w:r>
       <w:r>
         <w:t xml:space="preserve"> </w:t>
       </w:r>
       <w:r>
-        <w:rPr>
-          <w:lang w:val="en-US"/>
-        </w:rPr>
-        <w:t>CSV</w:t>
-      </w:r>
-      <w:r>
-        <w:t>-</w:t>
-      </w:r>
-      <w:r>
-        <w:t xml:space="preserve">файлов, расчета метрик и предобработки данных, </w:t>
-      </w:r>
-      <w:r>
-        <w:rPr>
-          <w:lang w:val="en-US"/>
-        </w:rPr>
-        <w:t>ML</w:t>
-      </w:r>
-      <w:r>
-        <w:t xml:space="preserve">, </w:t>
-      </w:r>
-      <w:r>
-        <w:t xml:space="preserve">содержащую реализации алгоритмов машинного обучения, </w:t>
-      </w:r>
-      <w:r>
-        <w:rPr>
-          <w:lang w:val="en-US"/>
-        </w:rPr>
-        <w:t>MS</w:t>
-      </w:r>
-      <w:r>
-        <w:t xml:space="preserve">, содержащую классы </w:t>
-      </w:r>
-      <w:r>
-        <w:t xml:space="preserve">статистических методов регрессии и </w:t>
-      </w:r>
-      <w:r>
-        <w:rPr>
-          <w:lang w:val="en-US"/>
-        </w:rPr>
-        <w:t>DISTIRIBUTIONS</w:t>
-      </w:r>
-      <w:r>
-        <w:t>,</w:t>
-      </w:r>
-      <w:r>
-        <w:t xml:space="preserve"> содержащую класс с реализацией генерации шумов различных распределений.</w:t>
-      </w:r>
-      <w:r>
-        <w:t xml:space="preserve"> Компонента компилируется в статическую библиотеку, которая затем связывается с исполняемыми файлами из компонент </w:t>
-      </w:r>
-      <w:proofErr w:type="spellStart"/>
-      <w:r>
-        <w:rPr>
-          <w:lang w:val="en-US"/>
-        </w:rPr>
-        <w:t>ui</w:t>
-      </w:r>
-      <w:proofErr w:type="spellEnd"/>
-      <w:r>
-        <w:t xml:space="preserve"> </w:t>
-      </w:r>
-      <w:r>
         <w:t xml:space="preserve">и </w:t>
       </w:r>
-      <w:proofErr w:type="spellStart"/>
       <w:r>
         <w:rPr>
           <w:lang w:val="en-US"/>
         </w:rPr>
         <w:t>src</w:t>
       </w:r>
-      <w:proofErr w:type="spellEnd"/>
       <w:r>
         <w:t>.</w:t>
       </w:r>
@@ -9488,7 +9284,6 @@
       <w:r>
         <w:t xml:space="preserve">Файлы </w:t>
       </w:r>
-      <w:proofErr w:type="spellStart"/>
       <w:r>
         <w:rPr>
           <w:lang w:val="en-US"/>
@@ -9496,7 +9291,6 @@
         <w:t>DataDeNoiser</w:t>
       </w:r>
       <w:bookmarkEnd w:id="46"/>
-      <w:proofErr w:type="spellEnd"/>
     </w:p>
     <w:p>
       <w:pPr>
@@ -9521,7 +9315,6 @@
         </w:rPr>
         <w:t xml:space="preserve">Содержат класс </w:t>
       </w:r>
-      <w:proofErr w:type="spellStart"/>
       <w:r>
         <w:rPr>
           <w:b w:val="0"/>
@@ -9530,7 +9323,6 @@
         </w:rPr>
         <w:t>DataDeNoiser</w:t>
       </w:r>
-      <w:proofErr w:type="spellEnd"/>
       <w:r>
         <w:rPr>
           <w:b w:val="0"/>
@@ -10207,19 +9999,11 @@
         </w:rPr>
         <w:t xml:space="preserve"> </w:t>
       </w:r>
-      <w:proofErr w:type="spellStart"/>
-      <w:r>
-        <w:rPr>
-          <w:lang w:val="en-US"/>
-        </w:rPr>
-        <w:t>iForest</w:t>
-      </w:r>
-      <w:proofErr w:type="spellEnd"/>
-      <w:r>
-        <w:rPr>
-          <w:lang w:val="en-US"/>
-        </w:rPr>
-        <w:t>/Node</w:t>
+      <w:r>
+        <w:rPr>
+          <w:lang w:val="en-US"/>
+        </w:rPr>
+        <w:t>iForest/Node</w:t>
       </w:r>
       <w:r>
         <w:rPr>
@@ -10236,29 +10020,13 @@
         </w:rPr>
         <w:t xml:space="preserve"> </w:t>
       </w:r>
-      <w:proofErr w:type="spellStart"/>
-      <w:r>
-        <w:rPr>
-          <w:lang w:val="en-US"/>
-        </w:rPr>
-        <w:t>iForest</w:t>
-      </w:r>
-      <w:proofErr w:type="spellEnd"/>
-      <w:r>
-        <w:rPr>
-          <w:lang w:val="en-US"/>
-        </w:rPr>
-        <w:t>/</w:t>
-      </w:r>
-      <w:proofErr w:type="spellStart"/>
-      <w:r>
-        <w:rPr>
-          <w:lang w:val="en-US"/>
-        </w:rPr>
-        <w:t>iForest</w:t>
+      <w:r>
+        <w:rPr>
+          <w:lang w:val="en-US"/>
+        </w:rPr>
+        <w:t>iForest/iForest</w:t>
       </w:r>
       <w:bookmarkEnd w:id="57"/>
-      <w:proofErr w:type="spellEnd"/>
     </w:p>
     <w:p>
       <w:pPr>
@@ -10312,7 +10080,6 @@
         </w:rPr>
         <w:t xml:space="preserve"> </w:t>
       </w:r>
-      <w:proofErr w:type="spellStart"/>
       <w:r>
         <w:rPr>
           <w:b w:val="0"/>
@@ -10321,7 +10088,6 @@
         </w:rPr>
         <w:t>iForest</w:t>
       </w:r>
-      <w:proofErr w:type="spellEnd"/>
       <w:r>
         <w:rPr>
           <w:b w:val="0"/>
@@ -10714,7 +10480,6 @@
         </w:rPr>
         <w:t xml:space="preserve"> </w:t>
       </w:r>
-      <w:proofErr w:type="spellStart"/>
       <w:r>
         <w:rPr>
           <w:lang w:val="en-US"/>
@@ -10722,7 +10487,6 @@
         <w:t>ErrorDistributions</w:t>
       </w:r>
       <w:bookmarkEnd w:id="62"/>
-      <w:proofErr w:type="spellEnd"/>
     </w:p>
     <w:p>
       <w:pPr>
@@ -10747,7 +10511,6 @@
         </w:rPr>
         <w:t xml:space="preserve">Содержат класс </w:t>
       </w:r>
-      <w:proofErr w:type="spellStart"/>
       <w:r>
         <w:rPr>
           <w:b w:val="0"/>
@@ -10756,7 +10519,6 @@
         </w:rPr>
         <w:t>ErrorDistributions</w:t>
       </w:r>
-      <w:proofErr w:type="spellEnd"/>
       <w:r>
         <w:rPr>
           <w:b w:val="0"/>
@@ -10790,7 +10552,7 @@
           <w:b w:val="0"/>
           <w:bCs/>
         </w:rPr>
-        <w:t>2</w:t>
+        <w:t>3</w:t>
       </w:r>
       <w:r>
         <w:rPr>
@@ -10836,7 +10598,6 @@
       <w:r>
         <w:t xml:space="preserve">Директория </w:t>
       </w:r>
-      <w:proofErr w:type="spellStart"/>
       <w:r>
         <w:rPr>
           <w:lang w:val="en-US"/>
@@ -10844,7 +10605,6 @@
         <w:t>src</w:t>
       </w:r>
       <w:bookmarkEnd w:id="64"/>
-      <w:proofErr w:type="spellEnd"/>
     </w:p>
     <w:p>
       <w:pPr>
@@ -11323,7 +11083,6 @@
       <w:r>
         <w:t xml:space="preserve">Файлы </w:t>
       </w:r>
-      <w:proofErr w:type="spellStart"/>
       <w:r>
         <w:rPr>
           <w:lang w:val="en-US"/>
@@ -11337,7 +11096,6 @@
         <w:t>e</w:t>
       </w:r>
       <w:bookmarkEnd w:id="74"/>
-      <w:proofErr w:type="spellEnd"/>
     </w:p>
     <w:p>
       <w:pPr>
@@ -11383,7 +11141,6 @@
         </w:rPr>
         <w:t xml:space="preserve"> </w:t>
       </w:r>
-      <w:proofErr w:type="spellStart"/>
       <w:r>
         <w:rPr>
           <w:b w:val="0"/>
@@ -11392,7 +11149,6 @@
         </w:rPr>
         <w:t>HorizontalLine</w:t>
       </w:r>
-      <w:proofErr w:type="spellEnd"/>
       <w:r>
         <w:rPr>
           <w:b w:val="0"/>
@@ -11484,7 +11240,6 @@
       <w:r>
         <w:t xml:space="preserve">Файлы </w:t>
       </w:r>
-      <w:proofErr w:type="spellStart"/>
       <w:r>
         <w:rPr>
           <w:lang w:val="en-US"/>
@@ -11498,7 +11253,6 @@
         <w:t>e</w:t>
       </w:r>
       <w:bookmarkEnd w:id="76"/>
-      <w:proofErr w:type="spellEnd"/>
     </w:p>
     <w:p>
       <w:pPr>
@@ -11537,7 +11291,6 @@
         </w:rPr>
         <w:t xml:space="preserve"> </w:t>
       </w:r>
-      <w:proofErr w:type="spellStart"/>
       <w:r>
         <w:rPr>
           <w:b w:val="0"/>
@@ -11546,7 +11299,6 @@
         </w:rPr>
         <w:t>VerticalLine</w:t>
       </w:r>
-      <w:proofErr w:type="spellEnd"/>
       <w:r>
         <w:rPr>
           <w:b w:val="0"/>
@@ -11573,7 +11325,21 @@
           <w:b w:val="0"/>
           <w:bCs/>
         </w:rPr>
-        <w:t xml:space="preserve"> линий на графиках (3.2.5.2.1.5.1)</w:t>
+        <w:t xml:space="preserve"> линий на графиках (3.2.5.2.1.</w:t>
+      </w:r>
+      <w:r>
+        <w:rPr>
+          <w:b w:val="0"/>
+          <w:bCs/>
+        </w:rPr>
+        <w:t>6</w:t>
+      </w:r>
+      <w:r>
+        <w:rPr>
+          <w:b w:val="0"/>
+          <w:bCs/>
+        </w:rPr>
+        <w:t>.1)</w:t>
       </w:r>
       <w:bookmarkEnd w:id="77"/>
     </w:p>
@@ -11596,7 +11362,6 @@
       <w:r>
         <w:t xml:space="preserve">Файлы </w:t>
       </w:r>
-      <w:proofErr w:type="spellStart"/>
       <w:r>
         <w:rPr>
           <w:lang w:val="en-US"/>
@@ -11604,7 +11369,6 @@
         <w:t>FunctionPlot</w:t>
       </w:r>
       <w:bookmarkEnd w:id="78"/>
-      <w:proofErr w:type="spellEnd"/>
     </w:p>
     <w:p>
       <w:pPr>
@@ -11629,7 +11393,6 @@
         </w:rPr>
         <w:t xml:space="preserve">Содержат класс </w:t>
       </w:r>
-      <w:proofErr w:type="spellStart"/>
       <w:r>
         <w:rPr>
           <w:b w:val="0"/>
@@ -11638,7 +11401,6 @@
         </w:rPr>
         <w:t>FunctionPlot</w:t>
       </w:r>
-      <w:proofErr w:type="spellEnd"/>
       <w:r>
         <w:rPr>
           <w:b w:val="0"/>
@@ -11856,19 +11618,11 @@
       <w:r>
         <w:t xml:space="preserve">Метод </w:t>
       </w:r>
-      <w:proofErr w:type="gramStart"/>
-      <w:r>
-        <w:rPr>
-          <w:lang w:val="en-US"/>
-        </w:rPr>
-        <w:t>main(</w:t>
-      </w:r>
-      <w:proofErr w:type="gramEnd"/>
-      <w:r>
-        <w:rPr>
-          <w:lang w:val="en-US"/>
-        </w:rPr>
-        <w:t>)</w:t>
+      <w:r>
+        <w:rPr>
+          <w:lang w:val="en-US"/>
+        </w:rPr>
+        <w:t>main()</w:t>
       </w:r>
       <w:bookmarkEnd w:id="82"/>
     </w:p>
@@ -12042,7 +11796,6 @@
       <w:r>
         <w:t xml:space="preserve">Класс </w:t>
       </w:r>
-      <w:proofErr w:type="spellStart"/>
       <w:r>
         <w:rPr>
           <w:lang w:val="en-US"/>
@@ -12050,7 +11803,6 @@
         <w:t>DataDeNoiser</w:t>
       </w:r>
       <w:bookmarkEnd w:id="87"/>
-      <w:proofErr w:type="spellEnd"/>
     </w:p>
     <w:p>
       <w:pPr>
@@ -12137,7 +11889,6 @@
         </w:rPr>
         <w:t>_</w:t>
       </w:r>
-      <w:proofErr w:type="spellStart"/>
       <w:r>
         <w:rPr>
           <w:b w:val="0"/>
@@ -12146,7 +11897,6 @@
         </w:rPr>
         <w:t>dataNoised</w:t>
       </w:r>
-      <w:proofErr w:type="spellEnd"/>
       <w:r>
         <w:rPr>
           <w:b w:val="0"/>
@@ -12197,7 +11947,6 @@
         </w:rPr>
         <w:t>_</w:t>
       </w:r>
-      <w:proofErr w:type="spellStart"/>
       <w:r>
         <w:rPr>
           <w:b w:val="0"/>
@@ -12206,7 +11955,6 @@
         </w:rPr>
         <w:t>dataMatNoised</w:t>
       </w:r>
-      <w:proofErr w:type="spellEnd"/>
       <w:r>
         <w:rPr>
           <w:b w:val="0"/>
@@ -12478,7 +12226,6 @@
         </w:rPr>
         <w:t>_</w:t>
       </w:r>
-      <w:proofErr w:type="spellStart"/>
       <w:r>
         <w:rPr>
           <w:b w:val="0"/>
@@ -12487,7 +12234,6 @@
         </w:rPr>
         <w:t>noisedIndices</w:t>
       </w:r>
-      <w:proofErr w:type="spellEnd"/>
       <w:r>
         <w:rPr>
           <w:b w:val="0"/>
@@ -12541,7 +12287,6 @@
         </w:rPr>
         <w:t>_</w:t>
       </w:r>
-      <w:proofErr w:type="spellStart"/>
       <w:r>
         <w:rPr>
           <w:b w:val="0"/>
@@ -12558,7 +12303,6 @@
         </w:rPr>
         <w:t>noisedIndices</w:t>
       </w:r>
-      <w:proofErr w:type="spellEnd"/>
       <w:r>
         <w:rPr>
           <w:b w:val="0"/>
@@ -12639,8 +12383,6 @@
         </w:rPr>
       </w:pPr>
       <w:bookmarkStart w:id="97" w:name="_Toc197974528"/>
-      <w:proofErr w:type="spellStart"/>
-      <w:proofErr w:type="gramStart"/>
       <w:r>
         <w:rPr>
           <w:b w:val="0"/>
@@ -12650,21 +12392,12 @@
         <w:lastRenderedPageBreak/>
         <w:t>meanAbsoluteError</w:t>
       </w:r>
-      <w:proofErr w:type="spellEnd"/>
-      <w:r>
-        <w:rPr>
-          <w:b w:val="0"/>
-          <w:bCs/>
-        </w:rPr>
-        <w:t>(</w:t>
-      </w:r>
-      <w:proofErr w:type="gramEnd"/>
-      <w:r>
-        <w:rPr>
-          <w:b w:val="0"/>
-          <w:bCs/>
-        </w:rPr>
-        <w:t xml:space="preserve">) </w:t>
+      <w:r>
+        <w:rPr>
+          <w:b w:val="0"/>
+          <w:bCs/>
+        </w:rPr>
+        <w:t xml:space="preserve">() </w:t>
       </w:r>
       <w:r>
         <w:rPr>
@@ -12709,8 +12442,6 @@
         </w:rPr>
       </w:pPr>
       <w:bookmarkStart w:id="98" w:name="_Toc197974529"/>
-      <w:proofErr w:type="spellStart"/>
-      <w:proofErr w:type="gramStart"/>
       <w:r>
         <w:rPr>
           <w:b w:val="0"/>
@@ -12735,21 +12466,12 @@
         </w:rPr>
         <w:t>Error</w:t>
       </w:r>
-      <w:proofErr w:type="spellEnd"/>
-      <w:r>
-        <w:rPr>
-          <w:b w:val="0"/>
-          <w:bCs/>
-        </w:rPr>
-        <w:t>(</w:t>
-      </w:r>
-      <w:proofErr w:type="gramEnd"/>
-      <w:r>
-        <w:rPr>
-          <w:b w:val="0"/>
-          <w:bCs/>
-        </w:rPr>
-        <w:t xml:space="preserve">) </w:t>
+      <w:r>
+        <w:rPr>
+          <w:b w:val="0"/>
+          <w:bCs/>
+        </w:rPr>
+        <w:t xml:space="preserve">() </w:t>
       </w:r>
       <w:r>
         <w:rPr>
@@ -12808,8 +12530,6 @@
         </w:rPr>
       </w:pPr>
       <w:bookmarkStart w:id="99" w:name="_Toc197974530"/>
-      <w:proofErr w:type="spellStart"/>
-      <w:proofErr w:type="gramStart"/>
       <w:r>
         <w:rPr>
           <w:b w:val="0"/>
@@ -12826,21 +12546,12 @@
         </w:rPr>
         <w:t>Error</w:t>
       </w:r>
-      <w:proofErr w:type="spellEnd"/>
-      <w:r>
-        <w:rPr>
-          <w:b w:val="0"/>
-          <w:bCs/>
-        </w:rPr>
-        <w:t>(</w:t>
-      </w:r>
-      <w:proofErr w:type="gramEnd"/>
-      <w:r>
-        <w:rPr>
-          <w:b w:val="0"/>
-          <w:bCs/>
-        </w:rPr>
-        <w:t xml:space="preserve">) </w:t>
+      <w:r>
+        <w:rPr>
+          <w:b w:val="0"/>
+          <w:bCs/>
+        </w:rPr>
+        <w:t xml:space="preserve">() </w:t>
       </w:r>
       <w:r>
         <w:rPr>
@@ -12906,8 +12617,6 @@
         </w:rPr>
       </w:pPr>
       <w:bookmarkStart w:id="100" w:name="_Toc197974531"/>
-      <w:proofErr w:type="spellStart"/>
-      <w:proofErr w:type="gramStart"/>
       <w:r>
         <w:rPr>
           <w:b w:val="0"/>
@@ -12924,21 +12633,12 @@
         </w:rPr>
         <w:t>Error</w:t>
       </w:r>
-      <w:proofErr w:type="spellEnd"/>
-      <w:r>
-        <w:rPr>
-          <w:b w:val="0"/>
-          <w:bCs/>
-        </w:rPr>
-        <w:t>(</w:t>
-      </w:r>
-      <w:proofErr w:type="gramEnd"/>
-      <w:r>
-        <w:rPr>
-          <w:b w:val="0"/>
-          <w:bCs/>
-        </w:rPr>
-        <w:t xml:space="preserve">) </w:t>
+      <w:r>
+        <w:rPr>
+          <w:b w:val="0"/>
+          <w:bCs/>
+        </w:rPr>
+        <w:t xml:space="preserve">() </w:t>
       </w:r>
       <w:r>
         <w:rPr>
@@ -12993,8 +12693,6 @@
         <w:jc w:val="both"/>
       </w:pPr>
       <w:bookmarkStart w:id="101" w:name="_Toc197974532"/>
-      <w:proofErr w:type="spellStart"/>
-      <w:proofErr w:type="gramStart"/>
       <w:r>
         <w:rPr>
           <w:b w:val="0"/>
@@ -13011,21 +12709,12 @@
         </w:rPr>
         <w:t>Error</w:t>
       </w:r>
-      <w:proofErr w:type="spellEnd"/>
-      <w:r>
-        <w:rPr>
-          <w:b w:val="0"/>
-          <w:bCs/>
-        </w:rPr>
-        <w:t>(</w:t>
-      </w:r>
-      <w:proofErr w:type="gramEnd"/>
-      <w:r>
-        <w:rPr>
-          <w:b w:val="0"/>
-          <w:bCs/>
-        </w:rPr>
-        <w:t xml:space="preserve">) </w:t>
+      <w:r>
+        <w:rPr>
+          <w:b w:val="0"/>
+          <w:bCs/>
+        </w:rPr>
+        <w:t xml:space="preserve">() </w:t>
       </w:r>
       <w:r>
         <w:rPr>
@@ -13104,13 +12793,8 @@
         </w:rPr>
       </w:pPr>
       <w:bookmarkStart w:id="102" w:name="_Toc197974533"/>
-      <w:proofErr w:type="spellStart"/>
-      <w:r>
-        <w:t>Заголовочгый</w:t>
-      </w:r>
-      <w:proofErr w:type="spellEnd"/>
-      <w:r>
-        <w:t xml:space="preserve"> файл</w:t>
+      <w:r>
+        <w:t>Заголовочгый файл</w:t>
       </w:r>
       <w:r>
         <w:t xml:space="preserve"> </w:t>
@@ -13143,7 +12827,6 @@
         </w:rPr>
       </w:pPr>
       <w:bookmarkStart w:id="103" w:name="_Toc197974534"/>
-      <w:proofErr w:type="gramStart"/>
       <w:r>
         <w:rPr>
           <w:b w:val="0"/>
@@ -13157,15 +12840,7 @@
           <w:b w:val="0"/>
           <w:bCs/>
         </w:rPr>
-        <w:t>(</w:t>
-      </w:r>
-      <w:proofErr w:type="gramEnd"/>
-      <w:r>
-        <w:rPr>
-          <w:b w:val="0"/>
-          <w:bCs/>
-        </w:rPr>
-        <w:t>)</w:t>
+        <w:t>()</w:t>
       </w:r>
       <w:r>
         <w:rPr>
@@ -13210,8 +12885,6 @@
         </w:rPr>
       </w:pPr>
       <w:bookmarkStart w:id="104" w:name="_Toc197974535"/>
-      <w:proofErr w:type="spellStart"/>
-      <w:proofErr w:type="gramStart"/>
       <w:r>
         <w:rPr>
           <w:b w:val="0"/>
@@ -13220,21 +12893,12 @@
         </w:rPr>
         <w:t>EnsureSameShape</w:t>
       </w:r>
-      <w:proofErr w:type="spellEnd"/>
-      <w:r>
-        <w:rPr>
-          <w:b w:val="0"/>
-          <w:bCs/>
-        </w:rPr>
-        <w:t>(</w:t>
-      </w:r>
-      <w:proofErr w:type="gramEnd"/>
-      <w:r>
-        <w:rPr>
-          <w:b w:val="0"/>
-          <w:bCs/>
-        </w:rPr>
-        <w:t>)</w:t>
+      <w:r>
+        <w:rPr>
+          <w:b w:val="0"/>
+          <w:bCs/>
+        </w:rPr>
+        <w:t>()</w:t>
       </w:r>
       <w:r>
         <w:rPr>
@@ -13279,7 +12943,6 @@
         </w:rPr>
       </w:pPr>
       <w:bookmarkStart w:id="105" w:name="_Toc197974536"/>
-      <w:proofErr w:type="gramStart"/>
       <w:r>
         <w:rPr>
           <w:b w:val="0"/>
@@ -13293,15 +12956,7 @@
           <w:b w:val="0"/>
           <w:bCs/>
         </w:rPr>
-        <w:t>(</w:t>
-      </w:r>
-      <w:proofErr w:type="gramEnd"/>
-      <w:r>
-        <w:rPr>
-          <w:b w:val="0"/>
-          <w:bCs/>
-        </w:rPr>
-        <w:t xml:space="preserve">) – </w:t>
+        <w:t xml:space="preserve">() – </w:t>
       </w:r>
       <w:r>
         <w:rPr>
@@ -13354,7 +13009,6 @@
         </w:rPr>
         <w:t>1</w:t>
       </w:r>
-      <w:proofErr w:type="gramStart"/>
       <w:r>
         <w:rPr>
           <w:b w:val="0"/>
@@ -13368,15 +13022,7 @@
           <w:b w:val="0"/>
           <w:bCs/>
         </w:rPr>
-        <w:t>(</w:t>
-      </w:r>
-      <w:proofErr w:type="gramEnd"/>
-      <w:r>
-        <w:rPr>
-          <w:b w:val="0"/>
-          <w:bCs/>
-        </w:rPr>
-        <w:t xml:space="preserve">) </w:t>
+        <w:t xml:space="preserve">() </w:t>
       </w:r>
       <w:r>
         <w:rPr>
@@ -13429,7 +13075,6 @@
         </w:rPr>
         <w:t>2</w:t>
       </w:r>
-      <w:proofErr w:type="gramStart"/>
       <w:r>
         <w:rPr>
           <w:b w:val="0"/>
@@ -13443,15 +13088,7 @@
           <w:b w:val="0"/>
           <w:bCs/>
         </w:rPr>
-        <w:t>(</w:t>
-      </w:r>
-      <w:proofErr w:type="gramEnd"/>
-      <w:r>
-        <w:rPr>
-          <w:b w:val="0"/>
-          <w:bCs/>
-        </w:rPr>
-        <w:t>)</w:t>
+        <w:t>()</w:t>
       </w:r>
       <w:r>
         <w:rPr>
@@ -13492,7 +13129,6 @@
         <w:jc w:val="both"/>
       </w:pPr>
       <w:bookmarkStart w:id="108" w:name="_Toc197974539"/>
-      <w:proofErr w:type="gramStart"/>
       <w:r>
         <w:rPr>
           <w:b w:val="0"/>
@@ -13506,15 +13142,7 @@
           <w:b w:val="0"/>
           <w:bCs/>
         </w:rPr>
-        <w:t>(</w:t>
-      </w:r>
-      <w:proofErr w:type="gramEnd"/>
-      <w:r>
-        <w:rPr>
-          <w:b w:val="0"/>
-          <w:bCs/>
-        </w:rPr>
-        <w:t xml:space="preserve">) – </w:t>
+        <w:t xml:space="preserve">() – </w:t>
       </w:r>
       <w:r>
         <w:rPr>
@@ -13749,7 +13377,6 @@
         </w:rPr>
         <w:t>_</w:t>
       </w:r>
-      <w:proofErr w:type="spellStart"/>
       <w:r>
         <w:rPr>
           <w:b w:val="0"/>
@@ -13758,7 +13385,6 @@
         </w:rPr>
         <w:t>sortedDistances</w:t>
       </w:r>
-      <w:proofErr w:type="spellEnd"/>
       <w:r>
         <w:rPr>
           <w:b w:val="0"/>
@@ -13961,7 +13587,6 @@
         </w:rPr>
       </w:pPr>
       <w:bookmarkStart w:id="117" w:name="_Toc197974548"/>
-      <w:proofErr w:type="gramStart"/>
       <w:r>
         <w:rPr>
           <w:b w:val="0"/>
@@ -13975,15 +13600,7 @@
           <w:b w:val="0"/>
           <w:bCs/>
         </w:rPr>
-        <w:t>(</w:t>
-      </w:r>
-      <w:proofErr w:type="gramEnd"/>
-      <w:r>
-        <w:rPr>
-          <w:b w:val="0"/>
-          <w:bCs/>
-        </w:rPr>
-        <w:t xml:space="preserve">) – </w:t>
+        <w:t xml:space="preserve">() – </w:t>
       </w:r>
       <w:r>
         <w:rPr>
@@ -14044,7 +13661,6 @@
         </w:rPr>
       </w:pPr>
       <w:bookmarkStart w:id="118" w:name="_Toc197974549"/>
-      <w:proofErr w:type="gramStart"/>
       <w:r>
         <w:rPr>
           <w:b w:val="0"/>
@@ -14058,15 +13674,7 @@
           <w:b w:val="0"/>
           <w:bCs/>
         </w:rPr>
-        <w:t>(</w:t>
-      </w:r>
-      <w:proofErr w:type="gramEnd"/>
-      <w:r>
-        <w:rPr>
-          <w:b w:val="0"/>
-          <w:bCs/>
-        </w:rPr>
-        <w:t>)</w:t>
+        <w:t>()</w:t>
       </w:r>
       <w:r>
         <w:rPr>
@@ -14154,7 +13762,6 @@
         </w:rPr>
       </w:pPr>
       <w:bookmarkStart w:id="119" w:name="_Toc197974550"/>
-      <w:proofErr w:type="gramStart"/>
       <w:r>
         <w:rPr>
           <w:b w:val="0"/>
@@ -14168,15 +13775,7 @@
           <w:b w:val="0"/>
           <w:bCs/>
         </w:rPr>
-        <w:t>(</w:t>
-      </w:r>
-      <w:proofErr w:type="gramEnd"/>
-      <w:r>
-        <w:rPr>
-          <w:b w:val="0"/>
-          <w:bCs/>
-        </w:rPr>
-        <w:t>) –</w:t>
+        <w:t>() –</w:t>
       </w:r>
       <w:r>
         <w:rPr>
@@ -14250,7 +13849,6 @@
         </w:rPr>
       </w:pPr>
       <w:bookmarkStart w:id="120" w:name="_Toc197974551"/>
-      <w:proofErr w:type="gramStart"/>
       <w:r>
         <w:rPr>
           <w:b w:val="0"/>
@@ -14264,15 +13862,7 @@
           <w:b w:val="0"/>
           <w:bCs/>
         </w:rPr>
-        <w:t>(</w:t>
-      </w:r>
-      <w:proofErr w:type="gramEnd"/>
-      <w:r>
-        <w:rPr>
-          <w:b w:val="0"/>
-          <w:bCs/>
-        </w:rPr>
-        <w:t>) –</w:t>
+        <w:t>() –</w:t>
       </w:r>
       <w:r>
         <w:rPr>
@@ -14286,23 +13876,7 @@
           <w:b w:val="0"/>
           <w:bCs/>
         </w:rPr>
-        <w:t xml:space="preserve">метод, </w:t>
-      </w:r>
-      <w:proofErr w:type="spellStart"/>
-      <w:r>
-        <w:rPr>
-          <w:b w:val="0"/>
-          <w:bCs/>
-        </w:rPr>
-        <w:t>вовзращающий</w:t>
-      </w:r>
-      <w:proofErr w:type="spellEnd"/>
-      <w:r>
-        <w:rPr>
-          <w:b w:val="0"/>
-          <w:bCs/>
-        </w:rPr>
-        <w:t xml:space="preserve"> пороговое значение расстояния</w:t>
+        <w:t>метод, вовзращающий пороговое значение расстояния</w:t>
       </w:r>
       <w:r>
         <w:rPr>
@@ -14333,8 +13907,6 @@
         </w:rPr>
       </w:pPr>
       <w:bookmarkStart w:id="121" w:name="_Toc197974552"/>
-      <w:proofErr w:type="spellStart"/>
-      <w:proofErr w:type="gramStart"/>
       <w:r>
         <w:rPr>
           <w:b w:val="0"/>
@@ -14343,21 +13915,12 @@
         </w:rPr>
         <w:t>PairDistances</w:t>
       </w:r>
-      <w:proofErr w:type="spellEnd"/>
-      <w:r>
-        <w:rPr>
-          <w:b w:val="0"/>
-          <w:bCs/>
-        </w:rPr>
-        <w:t>(</w:t>
-      </w:r>
-      <w:proofErr w:type="gramEnd"/>
-      <w:r>
-        <w:rPr>
-          <w:b w:val="0"/>
-          <w:bCs/>
-        </w:rPr>
-        <w:t>)</w:t>
+      <w:r>
+        <w:rPr>
+          <w:b w:val="0"/>
+          <w:bCs/>
+        </w:rPr>
+        <w:t>()</w:t>
       </w:r>
       <w:r>
         <w:rPr>
@@ -14634,7 +14197,6 @@
         </w:rPr>
         <w:t>_</w:t>
       </w:r>
-      <w:proofErr w:type="spellStart"/>
       <w:r>
         <w:rPr>
           <w:b w:val="0"/>
@@ -14643,7 +14205,6 @@
         </w:rPr>
         <w:t>kernelMatrix</w:t>
       </w:r>
-      <w:proofErr w:type="spellEnd"/>
       <w:r>
         <w:rPr>
           <w:b w:val="0"/>
@@ -14701,8 +14262,6 @@
         </w:rPr>
       </w:pPr>
       <w:bookmarkStart w:id="128" w:name="_Toc197974559"/>
-      <w:proofErr w:type="spellStart"/>
-      <w:proofErr w:type="gramStart"/>
       <w:r>
         <w:rPr>
           <w:b w:val="0"/>
@@ -14711,21 +14270,12 @@
         </w:rPr>
         <w:t>KernelDensityEstimator</w:t>
       </w:r>
-      <w:proofErr w:type="spellEnd"/>
-      <w:r>
-        <w:rPr>
-          <w:b w:val="0"/>
-          <w:bCs/>
-        </w:rPr>
-        <w:t>(</w:t>
-      </w:r>
-      <w:proofErr w:type="gramEnd"/>
-      <w:r>
-        <w:rPr>
-          <w:b w:val="0"/>
-          <w:bCs/>
-        </w:rPr>
-        <w:t xml:space="preserve">) – </w:t>
+      <w:r>
+        <w:rPr>
+          <w:b w:val="0"/>
+          <w:bCs/>
+        </w:rPr>
+        <w:t xml:space="preserve">() – </w:t>
       </w:r>
       <w:r>
         <w:rPr>
@@ -14771,7 +14321,6 @@
         </w:rPr>
       </w:pPr>
       <w:bookmarkStart w:id="129" w:name="_Toc197974560"/>
-      <w:proofErr w:type="gramStart"/>
       <w:r>
         <w:rPr>
           <w:b w:val="0"/>
@@ -14786,15 +14335,7 @@
           <w:b w:val="0"/>
           <w:bCs/>
         </w:rPr>
-        <w:t>(</w:t>
-      </w:r>
-      <w:proofErr w:type="gramEnd"/>
-      <w:r>
-        <w:rPr>
-          <w:b w:val="0"/>
-          <w:bCs/>
-        </w:rPr>
-        <w:t>) –</w:t>
+        <w:t>() –</w:t>
       </w:r>
       <w:r>
         <w:rPr>
@@ -14839,7 +14380,6 @@
         </w:rPr>
       </w:pPr>
       <w:bookmarkStart w:id="130" w:name="_Toc197974561"/>
-      <w:proofErr w:type="gramStart"/>
       <w:r>
         <w:rPr>
           <w:b w:val="0"/>
@@ -14853,15 +14393,7 @@
           <w:b w:val="0"/>
           <w:bCs/>
         </w:rPr>
-        <w:t>(</w:t>
-      </w:r>
-      <w:proofErr w:type="gramEnd"/>
-      <w:r>
-        <w:rPr>
-          <w:b w:val="0"/>
-          <w:bCs/>
-        </w:rPr>
-        <w:t>) –</w:t>
+        <w:t>() –</w:t>
       </w:r>
       <w:r>
         <w:rPr>
@@ -14920,7 +14452,6 @@
         </w:rPr>
       </w:pPr>
       <w:bookmarkStart w:id="131" w:name="_Toc197974562"/>
-      <w:proofErr w:type="gramStart"/>
       <w:r>
         <w:rPr>
           <w:b w:val="0"/>
@@ -14934,15 +14465,7 @@
           <w:b w:val="0"/>
           <w:bCs/>
         </w:rPr>
-        <w:t>(</w:t>
-      </w:r>
-      <w:proofErr w:type="gramEnd"/>
-      <w:r>
-        <w:rPr>
-          <w:b w:val="0"/>
-          <w:bCs/>
-        </w:rPr>
-        <w:t>) –</w:t>
+        <w:t>() –</w:t>
       </w:r>
       <w:r>
         <w:rPr>
@@ -14994,8 +14517,6 @@
         </w:rPr>
       </w:pPr>
       <w:bookmarkStart w:id="132" w:name="_Toc197974563"/>
-      <w:proofErr w:type="spellStart"/>
-      <w:proofErr w:type="gramStart"/>
       <w:r>
         <w:rPr>
           <w:b w:val="0"/>
@@ -15004,21 +14525,12 @@
         </w:rPr>
         <w:t>FindThreshol</w:t>
       </w:r>
-      <w:proofErr w:type="spellEnd"/>
-      <w:r>
-        <w:rPr>
-          <w:b w:val="0"/>
-          <w:bCs/>
-        </w:rPr>
-        <w:t>(</w:t>
-      </w:r>
-      <w:proofErr w:type="gramEnd"/>
-      <w:r>
-        <w:rPr>
-          <w:b w:val="0"/>
-          <w:bCs/>
-        </w:rPr>
-        <w:t>)</w:t>
+      <w:r>
+        <w:rPr>
+          <w:b w:val="0"/>
+          <w:bCs/>
+        </w:rPr>
+        <w:t>()</w:t>
       </w:r>
       <w:r>
         <w:rPr>
@@ -15065,7 +14577,6 @@
       <w:r>
         <w:t xml:space="preserve">Поддиректория </w:t>
       </w:r>
-      <w:proofErr w:type="spellStart"/>
       <w:r>
         <w:rPr>
           <w:lang w:val="en-US"/>
@@ -15073,7 +14584,6 @@
         <w:t>iForest</w:t>
       </w:r>
       <w:bookmarkEnd w:id="133"/>
-      <w:proofErr w:type="spellEnd"/>
     </w:p>
     <w:p>
       <w:pPr>
@@ -15247,7 +14757,6 @@
         </w:rPr>
         <w:t>_</w:t>
       </w:r>
-      <w:proofErr w:type="spellStart"/>
       <w:r>
         <w:rPr>
           <w:b w:val="0"/>
@@ -15264,7 +14773,6 @@
         </w:rPr>
         <w:t>L</w:t>
       </w:r>
-      <w:proofErr w:type="spellEnd"/>
       <w:r>
         <w:rPr>
           <w:b w:val="0"/>
@@ -15322,7 +14830,6 @@
         </w:rPr>
         <w:t>_</w:t>
       </w:r>
-      <w:proofErr w:type="spellStart"/>
       <w:r>
         <w:rPr>
           <w:b w:val="0"/>
@@ -15339,7 +14846,6 @@
         </w:rPr>
         <w:t>R</w:t>
       </w:r>
-      <w:proofErr w:type="spellEnd"/>
       <w:r>
         <w:rPr>
           <w:b w:val="0"/>
@@ -15439,7 +14945,6 @@
         </w:rPr>
       </w:pPr>
       <w:bookmarkStart w:id="139" w:name="_Toc197974570"/>
-      <w:proofErr w:type="gramStart"/>
       <w:r>
         <w:rPr>
           <w:b w:val="0"/>
@@ -15453,15 +14958,7 @@
           <w:b w:val="0"/>
           <w:bCs/>
         </w:rPr>
-        <w:t>(</w:t>
-      </w:r>
-      <w:proofErr w:type="gramEnd"/>
-      <w:r>
-        <w:rPr>
-          <w:b w:val="0"/>
-          <w:bCs/>
-        </w:rPr>
-        <w:t xml:space="preserve">) – </w:t>
+        <w:t xml:space="preserve">() – </w:t>
       </w:r>
       <w:r>
         <w:rPr>
@@ -15506,8 +15003,6 @@
         </w:rPr>
       </w:pPr>
       <w:bookmarkStart w:id="140" w:name="_Toc197974571"/>
-      <w:proofErr w:type="spellStart"/>
-      <w:proofErr w:type="gramStart"/>
       <w:r>
         <w:rPr>
           <w:b w:val="0"/>
@@ -15516,21 +15011,12 @@
         </w:rPr>
         <w:t>FeatureIndex</w:t>
       </w:r>
-      <w:proofErr w:type="spellEnd"/>
-      <w:r>
-        <w:rPr>
-          <w:b w:val="0"/>
-          <w:bCs/>
-        </w:rPr>
-        <w:t>(</w:t>
-      </w:r>
-      <w:proofErr w:type="gramEnd"/>
-      <w:r>
-        <w:rPr>
-          <w:b w:val="0"/>
-          <w:bCs/>
-        </w:rPr>
-        <w:t>) –</w:t>
+      <w:r>
+        <w:rPr>
+          <w:b w:val="0"/>
+          <w:bCs/>
+        </w:rPr>
+        <w:t>() –</w:t>
       </w:r>
       <w:r>
         <w:rPr>
@@ -15582,7 +15068,6 @@
         </w:rPr>
       </w:pPr>
       <w:bookmarkStart w:id="141" w:name="_Toc197974572"/>
-      <w:proofErr w:type="gramStart"/>
       <w:r>
         <w:rPr>
           <w:b w:val="0"/>
@@ -15596,15 +15081,7 @@
           <w:b w:val="0"/>
           <w:bCs/>
         </w:rPr>
-        <w:t>(</w:t>
-      </w:r>
-      <w:proofErr w:type="gramEnd"/>
-      <w:r>
-        <w:rPr>
-          <w:b w:val="0"/>
-          <w:bCs/>
-        </w:rPr>
-        <w:t>) –</w:t>
+        <w:t>() –</w:t>
       </w:r>
       <w:r>
         <w:rPr>
@@ -15670,7 +15147,6 @@
         </w:rPr>
       </w:pPr>
       <w:bookmarkStart w:id="142" w:name="_Toc197974573"/>
-      <w:proofErr w:type="gramStart"/>
       <w:r>
         <w:rPr>
           <w:b w:val="0"/>
@@ -15684,15 +15160,7 @@
           <w:b w:val="0"/>
           <w:bCs/>
         </w:rPr>
-        <w:t>(</w:t>
-      </w:r>
-      <w:proofErr w:type="gramEnd"/>
-      <w:r>
-        <w:rPr>
-          <w:b w:val="0"/>
-          <w:bCs/>
-        </w:rPr>
-        <w:t>) –</w:t>
+        <w:t>() –</w:t>
       </w:r>
       <w:r>
         <w:rPr>
@@ -15751,7 +15219,6 @@
         </w:rPr>
       </w:pPr>
       <w:bookmarkStart w:id="143" w:name="_Toc197974574"/>
-      <w:proofErr w:type="gramStart"/>
       <w:r>
         <w:rPr>
           <w:b w:val="0"/>
@@ -15765,15 +15232,7 @@
           <w:b w:val="0"/>
           <w:bCs/>
         </w:rPr>
-        <w:t>(</w:t>
-      </w:r>
-      <w:proofErr w:type="gramEnd"/>
-      <w:r>
-        <w:rPr>
-          <w:b w:val="0"/>
-          <w:bCs/>
-        </w:rPr>
-        <w:t>)</w:t>
+        <w:t>()</w:t>
       </w:r>
       <w:r>
         <w:rPr>
@@ -15825,8 +15284,6 @@
         </w:rPr>
       </w:pPr>
       <w:bookmarkStart w:id="144" w:name="_Toc197974575"/>
-      <w:proofErr w:type="spellStart"/>
-      <w:proofErr w:type="gramStart"/>
       <w:r>
         <w:rPr>
           <w:b w:val="0"/>
@@ -15835,21 +15292,12 @@
         </w:rPr>
         <w:t>ReplaceL</w:t>
       </w:r>
-      <w:proofErr w:type="spellEnd"/>
-      <w:r>
-        <w:rPr>
-          <w:b w:val="0"/>
-          <w:bCs/>
-        </w:rPr>
-        <w:t>(</w:t>
-      </w:r>
-      <w:proofErr w:type="gramEnd"/>
-      <w:r>
-        <w:rPr>
-          <w:b w:val="0"/>
-          <w:bCs/>
-        </w:rPr>
-        <w:t>) –</w:t>
+      <w:r>
+        <w:rPr>
+          <w:b w:val="0"/>
+          <w:bCs/>
+        </w:rPr>
+        <w:t>() –</w:t>
       </w:r>
       <w:r>
         <w:rPr>
@@ -15894,8 +15342,6 @@
         </w:rPr>
       </w:pPr>
       <w:bookmarkStart w:id="145" w:name="_Toc197974576"/>
-      <w:proofErr w:type="spellStart"/>
-      <w:proofErr w:type="gramStart"/>
       <w:r>
         <w:rPr>
           <w:b w:val="0"/>
@@ -15904,21 +15350,12 @@
         </w:rPr>
         <w:t>ReplaceR</w:t>
       </w:r>
-      <w:proofErr w:type="spellEnd"/>
-      <w:r>
-        <w:rPr>
-          <w:b w:val="0"/>
-          <w:bCs/>
-        </w:rPr>
-        <w:t>(</w:t>
-      </w:r>
-      <w:proofErr w:type="gramEnd"/>
-      <w:r>
-        <w:rPr>
-          <w:b w:val="0"/>
-          <w:bCs/>
-        </w:rPr>
-        <w:t>)</w:t>
+      <w:r>
+        <w:rPr>
+          <w:b w:val="0"/>
+          <w:bCs/>
+        </w:rPr>
+        <w:t>()</w:t>
       </w:r>
       <w:r>
         <w:rPr>
@@ -15976,17 +15413,9 @@
         <w:rPr>
           <w:lang w:val="en-US"/>
         </w:rPr>
-        <w:t xml:space="preserve"> </w:t>
-      </w:r>
-      <w:proofErr w:type="spellStart"/>
-      <w:r>
-        <w:rPr>
-          <w:lang w:val="en-US"/>
-        </w:rPr>
-        <w:t>iForest</w:t>
+        <w:t xml:space="preserve"> iForest</w:t>
       </w:r>
       <w:bookmarkEnd w:id="146"/>
-      <w:proofErr w:type="spellEnd"/>
     </w:p>
     <w:p>
       <w:pPr>
@@ -16087,7 +15516,6 @@
         </w:rPr>
         <w:t>_</w:t>
       </w:r>
-      <w:proofErr w:type="spellStart"/>
       <w:r>
         <w:rPr>
           <w:b w:val="0"/>
@@ -16096,7 +15524,6 @@
         </w:rPr>
         <w:t>dataRows</w:t>
       </w:r>
-      <w:proofErr w:type="spellEnd"/>
       <w:r>
         <w:rPr>
           <w:b w:val="0"/>
@@ -16140,7 +15567,6 @@
         </w:rPr>
         <w:t>_</w:t>
       </w:r>
-      <w:proofErr w:type="spellStart"/>
       <w:r>
         <w:rPr>
           <w:b w:val="0"/>
@@ -16149,7 +15575,6 @@
         </w:rPr>
         <w:t>dataCols</w:t>
       </w:r>
-      <w:proofErr w:type="spellEnd"/>
       <w:r>
         <w:rPr>
           <w:b w:val="0"/>
@@ -16265,7 +15690,6 @@
         </w:rPr>
         <w:t>_</w:t>
       </w:r>
-      <w:proofErr w:type="spellStart"/>
       <w:r>
         <w:rPr>
           <w:b w:val="0"/>
@@ -16274,7 +15698,6 @@
         </w:rPr>
         <w:t>nEstimators</w:t>
       </w:r>
-      <w:proofErr w:type="spellEnd"/>
       <w:r>
         <w:rPr>
           <w:b w:val="0"/>
@@ -16443,8 +15866,6 @@
         </w:rPr>
       </w:pPr>
       <w:bookmarkStart w:id="154" w:name="_Toc197974585"/>
-      <w:proofErr w:type="spellStart"/>
-      <w:proofErr w:type="gramStart"/>
       <w:r>
         <w:rPr>
           <w:b w:val="0"/>
@@ -16453,21 +15874,12 @@
         </w:rPr>
         <w:t>iForest</w:t>
       </w:r>
-      <w:proofErr w:type="spellEnd"/>
-      <w:r>
-        <w:rPr>
-          <w:b w:val="0"/>
-          <w:bCs/>
-        </w:rPr>
-        <w:t>(</w:t>
-      </w:r>
-      <w:proofErr w:type="gramEnd"/>
-      <w:r>
-        <w:rPr>
-          <w:b w:val="0"/>
-          <w:bCs/>
-        </w:rPr>
-        <w:t xml:space="preserve">) – </w:t>
+      <w:r>
+        <w:rPr>
+          <w:b w:val="0"/>
+          <w:bCs/>
+        </w:rPr>
+        <w:t xml:space="preserve">() – </w:t>
       </w:r>
       <w:r>
         <w:rPr>
@@ -16519,8 +15931,6 @@
         </w:rPr>
         <w:t>~</w:t>
       </w:r>
-      <w:proofErr w:type="spellStart"/>
-      <w:proofErr w:type="gramStart"/>
       <w:r>
         <w:rPr>
           <w:b w:val="0"/>
@@ -16529,21 +15939,12 @@
         </w:rPr>
         <w:t>iForest</w:t>
       </w:r>
-      <w:proofErr w:type="spellEnd"/>
-      <w:r>
-        <w:rPr>
-          <w:b w:val="0"/>
-          <w:bCs/>
-        </w:rPr>
-        <w:t>(</w:t>
-      </w:r>
-      <w:proofErr w:type="gramEnd"/>
-      <w:r>
-        <w:rPr>
-          <w:b w:val="0"/>
-          <w:bCs/>
-        </w:rPr>
-        <w:t>) –</w:t>
+      <w:r>
+        <w:rPr>
+          <w:b w:val="0"/>
+          <w:bCs/>
+        </w:rPr>
+        <w:t>() –</w:t>
       </w:r>
       <w:r>
         <w:rPr>
@@ -16588,7 +15989,6 @@
         </w:rPr>
       </w:pPr>
       <w:bookmarkStart w:id="156" w:name="_Toc197974587"/>
-      <w:proofErr w:type="gramStart"/>
       <w:r>
         <w:rPr>
           <w:b w:val="0"/>
@@ -16602,15 +16002,7 @@
           <w:b w:val="0"/>
           <w:bCs/>
         </w:rPr>
-        <w:t>(</w:t>
-      </w:r>
-      <w:proofErr w:type="gramEnd"/>
-      <w:r>
-        <w:rPr>
-          <w:b w:val="0"/>
-          <w:bCs/>
-        </w:rPr>
-        <w:t>) –</w:t>
+        <w:t>() –</w:t>
       </w:r>
       <w:r>
         <w:rPr>
@@ -16655,7 +16047,6 @@
         </w:rPr>
       </w:pPr>
       <w:bookmarkStart w:id="157" w:name="_Toc197974588"/>
-      <w:proofErr w:type="gramStart"/>
       <w:r>
         <w:rPr>
           <w:b w:val="0"/>
@@ -16669,15 +16060,7 @@
           <w:b w:val="0"/>
           <w:bCs/>
         </w:rPr>
-        <w:t>(</w:t>
-      </w:r>
-      <w:proofErr w:type="gramEnd"/>
-      <w:r>
-        <w:rPr>
-          <w:b w:val="0"/>
-          <w:bCs/>
-        </w:rPr>
-        <w:t>) –</w:t>
+        <w:t>() –</w:t>
       </w:r>
       <w:r>
         <w:rPr>
@@ -16722,8 +16105,6 @@
         </w:rPr>
       </w:pPr>
       <w:bookmarkStart w:id="158" w:name="_Toc197974589"/>
-      <w:proofErr w:type="spellStart"/>
-      <w:proofErr w:type="gramStart"/>
       <w:r>
         <w:rPr>
           <w:b w:val="0"/>
@@ -16732,21 +16113,12 @@
         </w:rPr>
         <w:t>PathLength</w:t>
       </w:r>
-      <w:proofErr w:type="spellEnd"/>
-      <w:r>
-        <w:rPr>
-          <w:b w:val="0"/>
-          <w:bCs/>
-        </w:rPr>
-        <w:t>(</w:t>
-      </w:r>
-      <w:proofErr w:type="gramEnd"/>
-      <w:r>
-        <w:rPr>
-          <w:b w:val="0"/>
-          <w:bCs/>
-        </w:rPr>
-        <w:t>)</w:t>
+      <w:r>
+        <w:rPr>
+          <w:b w:val="0"/>
+          <w:bCs/>
+        </w:rPr>
+        <w:t>()</w:t>
       </w:r>
       <w:r>
         <w:rPr>
@@ -16791,8 +16163,6 @@
         </w:rPr>
       </w:pPr>
       <w:bookmarkStart w:id="159" w:name="_Toc197974590"/>
-      <w:proofErr w:type="spellStart"/>
-      <w:proofErr w:type="gramStart"/>
       <w:r>
         <w:rPr>
           <w:b w:val="0"/>
@@ -16801,21 +16171,12 @@
         </w:rPr>
         <w:t>PredictProba</w:t>
       </w:r>
-      <w:proofErr w:type="spellEnd"/>
-      <w:r>
-        <w:rPr>
-          <w:b w:val="0"/>
-          <w:bCs/>
-        </w:rPr>
-        <w:t>(</w:t>
-      </w:r>
-      <w:proofErr w:type="gramEnd"/>
-      <w:r>
-        <w:rPr>
-          <w:b w:val="0"/>
-          <w:bCs/>
-        </w:rPr>
-        <w:t>) –</w:t>
+      <w:r>
+        <w:rPr>
+          <w:b w:val="0"/>
+          <w:bCs/>
+        </w:rPr>
+        <w:t>() –</w:t>
       </w:r>
       <w:r>
         <w:rPr>
@@ -16874,7 +16235,6 @@
         </w:rPr>
       </w:pPr>
       <w:bookmarkStart w:id="160" w:name="_Toc197974591"/>
-      <w:proofErr w:type="gramStart"/>
       <w:r>
         <w:rPr>
           <w:b w:val="0"/>
@@ -16888,15 +16248,7 @@
           <w:b w:val="0"/>
           <w:bCs/>
         </w:rPr>
-        <w:t>(</w:t>
-      </w:r>
-      <w:proofErr w:type="gramEnd"/>
-      <w:r>
-        <w:rPr>
-          <w:b w:val="0"/>
-          <w:bCs/>
-        </w:rPr>
-        <w:t>)</w:t>
+        <w:t>()</w:t>
       </w:r>
       <w:r>
         <w:rPr>
@@ -17086,7 +16438,6 @@
         </w:rPr>
         <w:t>_</w:t>
       </w:r>
-      <w:proofErr w:type="spellStart"/>
       <w:r>
         <w:rPr>
           <w:b w:val="0"/>
@@ -17095,7 +16446,6 @@
         </w:rPr>
         <w:t>minimumClusterSize</w:t>
       </w:r>
-      <w:proofErr w:type="spellEnd"/>
       <w:r>
         <w:rPr>
           <w:b w:val="0"/>
@@ -17139,7 +16489,6 @@
         </w:rPr>
         <w:t>_</w:t>
       </w:r>
-      <w:proofErr w:type="spellStart"/>
       <w:r>
         <w:rPr>
           <w:b w:val="0"/>
@@ -17148,7 +16497,6 @@
         </w:rPr>
         <w:t>idToCluster</w:t>
       </w:r>
-      <w:proofErr w:type="spellEnd"/>
       <w:r>
         <w:rPr>
           <w:b w:val="0"/>
@@ -17278,7 +16626,6 @@
         </w:rPr>
       </w:pPr>
       <w:bookmarkStart w:id="167" w:name="_Toc197974598"/>
-      <w:proofErr w:type="gramStart"/>
       <w:r>
         <w:rPr>
           <w:b w:val="0"/>
@@ -17292,15 +16639,7 @@
           <w:b w:val="0"/>
           <w:bCs/>
         </w:rPr>
-        <w:t>(</w:t>
-      </w:r>
-      <w:proofErr w:type="gramEnd"/>
-      <w:r>
-        <w:rPr>
-          <w:b w:val="0"/>
-          <w:bCs/>
-        </w:rPr>
-        <w:t xml:space="preserve">) – </w:t>
+        <w:t xml:space="preserve">() – </w:t>
       </w:r>
       <w:r>
         <w:rPr>
@@ -17338,8 +16677,6 @@
         </w:rPr>
       </w:pPr>
       <w:bookmarkStart w:id="168" w:name="_Toc197974599"/>
-      <w:proofErr w:type="spellStart"/>
-      <w:proofErr w:type="gramStart"/>
       <w:r>
         <w:rPr>
           <w:b w:val="0"/>
@@ -17348,21 +16685,12 @@
         </w:rPr>
         <w:t>GetNeighbors</w:t>
       </w:r>
-      <w:proofErr w:type="spellEnd"/>
-      <w:r>
-        <w:rPr>
-          <w:b w:val="0"/>
-          <w:bCs/>
-        </w:rPr>
-        <w:t>(</w:t>
-      </w:r>
-      <w:proofErr w:type="gramEnd"/>
-      <w:r>
-        <w:rPr>
-          <w:b w:val="0"/>
-          <w:bCs/>
-        </w:rPr>
-        <w:t>) –</w:t>
+      <w:r>
+        <w:rPr>
+          <w:b w:val="0"/>
+          <w:bCs/>
+        </w:rPr>
+        <w:t>() –</w:t>
       </w:r>
       <w:r>
         <w:rPr>
@@ -17422,8 +16750,6 @@
         </w:rPr>
       </w:pPr>
       <w:bookmarkStart w:id="169" w:name="_Toc197974600"/>
-      <w:proofErr w:type="spellStart"/>
-      <w:proofErr w:type="gramStart"/>
       <w:r>
         <w:rPr>
           <w:b w:val="0"/>
@@ -17432,21 +16758,12 @@
         </w:rPr>
         <w:t>ExpandCluster</w:t>
       </w:r>
-      <w:proofErr w:type="spellEnd"/>
-      <w:r>
-        <w:rPr>
-          <w:b w:val="0"/>
-          <w:bCs/>
-        </w:rPr>
-        <w:t>(</w:t>
-      </w:r>
-      <w:proofErr w:type="gramEnd"/>
-      <w:r>
-        <w:rPr>
-          <w:b w:val="0"/>
-          <w:bCs/>
-        </w:rPr>
-        <w:t>) –</w:t>
+      <w:r>
+        <w:rPr>
+          <w:b w:val="0"/>
+          <w:bCs/>
+        </w:rPr>
+        <w:t>() –</w:t>
       </w:r>
       <w:r>
         <w:rPr>
@@ -17491,8 +16808,6 @@
         </w:rPr>
       </w:pPr>
       <w:bookmarkStart w:id="170" w:name="_Toc197974601"/>
-      <w:proofErr w:type="spellStart"/>
-      <w:proofErr w:type="gramStart"/>
       <w:r>
         <w:rPr>
           <w:b w:val="0"/>
@@ -17501,21 +16816,12 @@
         </w:rPr>
         <w:t>getIdToCluster</w:t>
       </w:r>
-      <w:proofErr w:type="spellEnd"/>
-      <w:r>
-        <w:rPr>
-          <w:b w:val="0"/>
-          <w:bCs/>
-        </w:rPr>
-        <w:t>(</w:t>
-      </w:r>
-      <w:proofErr w:type="gramEnd"/>
-      <w:r>
-        <w:rPr>
-          <w:b w:val="0"/>
-          <w:bCs/>
-        </w:rPr>
-        <w:t>)</w:t>
+      <w:r>
+        <w:rPr>
+          <w:b w:val="0"/>
+          <w:bCs/>
+        </w:rPr>
+        <w:t>()</w:t>
       </w:r>
       <w:r>
         <w:rPr>
@@ -17536,23 +16842,7 @@
           <w:b w:val="0"/>
           <w:bCs/>
         </w:rPr>
-        <w:t xml:space="preserve">метод, </w:t>
-      </w:r>
-      <w:proofErr w:type="spellStart"/>
-      <w:r>
-        <w:rPr>
-          <w:b w:val="0"/>
-          <w:bCs/>
-        </w:rPr>
-        <w:t>вовзращающий</w:t>
-      </w:r>
-      <w:proofErr w:type="spellEnd"/>
-      <w:r>
-        <w:rPr>
-          <w:b w:val="0"/>
-          <w:bCs/>
-        </w:rPr>
-        <w:t xml:space="preserve"> сопоставление </w:t>
+        <w:t xml:space="preserve">метод, вовзращающий сопоставление </w:t>
       </w:r>
       <w:r>
         <w:rPr>
@@ -17627,7 +16917,6 @@
         <w:lastRenderedPageBreak/>
         <w:t xml:space="preserve">Класс </w:t>
       </w:r>
-      <w:proofErr w:type="spellStart"/>
       <w:r>
         <w:rPr>
           <w:lang w:val="en-US"/>
@@ -17635,7 +16924,6 @@
         <w:t>ErrorDistributions</w:t>
       </w:r>
       <w:bookmarkEnd w:id="172"/>
-      <w:proofErr w:type="spellEnd"/>
     </w:p>
     <w:p>
       <w:pPr>
@@ -17657,7 +16945,6 @@
         </w:rPr>
       </w:pPr>
       <w:bookmarkStart w:id="173" w:name="_Toc197974604"/>
-      <w:proofErr w:type="spellStart"/>
       <w:r>
         <w:rPr>
           <w:b w:val="0"/>
@@ -17666,7 +16953,6 @@
         </w:rPr>
         <w:t>DistributionsType</w:t>
       </w:r>
-      <w:proofErr w:type="spellEnd"/>
       <w:r>
         <w:rPr>
           <w:b w:val="0"/>
@@ -17753,7 +17039,6 @@
         </w:rPr>
         <w:t xml:space="preserve">поле типа </w:t>
       </w:r>
-      <w:proofErr w:type="spellStart"/>
       <w:r>
         <w:rPr>
           <w:b w:val="0"/>
@@ -17762,7 +17047,6 @@
         </w:rPr>
         <w:t>DistributionsType</w:t>
       </w:r>
-      <w:proofErr w:type="spellEnd"/>
       <w:r>
         <w:rPr>
           <w:b w:val="0"/>
@@ -17835,7 +17119,6 @@
         </w:rPr>
         <w:t xml:space="preserve">поле типа </w:t>
       </w:r>
-      <w:proofErr w:type="gramStart"/>
       <w:r>
         <w:rPr>
           <w:b w:val="0"/>
@@ -17851,7 +17134,6 @@
         </w:rPr>
         <w:t>::</w:t>
       </w:r>
-      <w:proofErr w:type="gramEnd"/>
       <w:r>
         <w:rPr>
           <w:b w:val="0"/>
@@ -17867,7 +17149,6 @@
         </w:rPr>
         <w:t xml:space="preserve">, хранящее один из выбранных объектов для генерации данных. Принимает разные значения в зависимости от переданного объекта типа </w:t>
       </w:r>
-      <w:proofErr w:type="spellStart"/>
       <w:r>
         <w:rPr>
           <w:b w:val="0"/>
@@ -17876,7 +17157,6 @@
         </w:rPr>
         <w:t>DistributionsType</w:t>
       </w:r>
-      <w:proofErr w:type="spellEnd"/>
       <w:r>
         <w:rPr>
           <w:b w:val="0"/>
@@ -17906,8 +17186,6 @@
         </w:rPr>
       </w:pPr>
       <w:bookmarkStart w:id="176" w:name="_Toc197974607"/>
-      <w:proofErr w:type="spellStart"/>
-      <w:proofErr w:type="gramStart"/>
       <w:r>
         <w:rPr>
           <w:b w:val="0"/>
@@ -17916,21 +17194,12 @@
         </w:rPr>
         <w:t>ErrorDistributions</w:t>
       </w:r>
-      <w:proofErr w:type="spellEnd"/>
-      <w:r>
-        <w:rPr>
-          <w:b w:val="0"/>
-          <w:bCs/>
-        </w:rPr>
-        <w:t>(</w:t>
-      </w:r>
-      <w:proofErr w:type="gramEnd"/>
-      <w:r>
-        <w:rPr>
-          <w:b w:val="0"/>
-          <w:bCs/>
-        </w:rPr>
-        <w:t>)</w:t>
+      <w:r>
+        <w:rPr>
+          <w:b w:val="0"/>
+          <w:bCs/>
+        </w:rPr>
+        <w:t>()</w:t>
       </w:r>
       <w:r>
         <w:rPr>
@@ -17946,7 +17215,6 @@
         </w:rPr>
         <w:t xml:space="preserve"> конструктор, принимающий объект типа </w:t>
       </w:r>
-      <w:proofErr w:type="spellStart"/>
       <w:r>
         <w:rPr>
           <w:b w:val="0"/>
@@ -17955,7 +17223,6 @@
         </w:rPr>
         <w:t>DistributionsType</w:t>
       </w:r>
-      <w:proofErr w:type="spellEnd"/>
       <w:r>
         <w:rPr>
           <w:b w:val="0"/>
@@ -17999,7 +17266,6 @@
         </w:rPr>
       </w:pPr>
       <w:bookmarkStart w:id="177" w:name="_Toc197974608"/>
-      <w:proofErr w:type="gramStart"/>
       <w:r>
         <w:rPr>
           <w:b w:val="0"/>
@@ -18013,15 +17279,7 @@
           <w:b w:val="0"/>
           <w:bCs/>
         </w:rPr>
-        <w:t>(</w:t>
-      </w:r>
-      <w:proofErr w:type="gramEnd"/>
-      <w:r>
-        <w:rPr>
-          <w:b w:val="0"/>
-          <w:bCs/>
-        </w:rPr>
-        <w:t>)</w:t>
+        <w:t>()</w:t>
       </w:r>
       <w:r>
         <w:rPr>
@@ -18035,23 +17293,7 @@
           <w:b w:val="0"/>
           <w:bCs/>
         </w:rPr>
-        <w:t xml:space="preserve">метод, </w:t>
-      </w:r>
-      <w:proofErr w:type="spellStart"/>
-      <w:r>
-        <w:rPr>
-          <w:b w:val="0"/>
-          <w:bCs/>
-        </w:rPr>
-        <w:t>используутся</w:t>
-      </w:r>
-      <w:proofErr w:type="spellEnd"/>
-      <w:r>
-        <w:rPr>
-          <w:b w:val="0"/>
-          <w:bCs/>
-        </w:rPr>
-        <w:t xml:space="preserve"> для генерации значения из распределения</w:t>
+        <w:t>метод, используутся для генерации значения из распределения</w:t>
       </w:r>
       <w:r>
         <w:rPr>
@@ -18093,8 +17335,6 @@
         <w:jc w:val="both"/>
       </w:pPr>
       <w:bookmarkStart w:id="178" w:name="_Toc197974609"/>
-      <w:proofErr w:type="spellStart"/>
-      <w:proofErr w:type="gramStart"/>
       <w:r>
         <w:rPr>
           <w:b w:val="0"/>
@@ -18103,21 +17343,12 @@
         </w:rPr>
         <w:t>laplaceGenerate</w:t>
       </w:r>
-      <w:proofErr w:type="spellEnd"/>
-      <w:r>
-        <w:rPr>
-          <w:b w:val="0"/>
-          <w:bCs/>
-        </w:rPr>
-        <w:t>(</w:t>
-      </w:r>
-      <w:proofErr w:type="gramEnd"/>
-      <w:r>
-        <w:rPr>
-          <w:b w:val="0"/>
-          <w:bCs/>
-        </w:rPr>
-        <w:t>)</w:t>
+      <w:r>
+        <w:rPr>
+          <w:b w:val="0"/>
+          <w:bCs/>
+        </w:rPr>
+        <w:t>()</w:t>
       </w:r>
       <w:r>
         <w:rPr>
@@ -18158,8 +17389,6 @@
         <w:jc w:val="both"/>
       </w:pPr>
       <w:bookmarkStart w:id="179" w:name="_Toc197974610"/>
-      <w:proofErr w:type="spellStart"/>
-      <w:proofErr w:type="gramStart"/>
       <w:r>
         <w:rPr>
           <w:b w:val="0"/>
@@ -18176,21 +17405,12 @@
         </w:rPr>
         <w:t>Generate</w:t>
       </w:r>
-      <w:proofErr w:type="spellEnd"/>
-      <w:r>
-        <w:rPr>
-          <w:b w:val="0"/>
-          <w:bCs/>
-        </w:rPr>
-        <w:t>(</w:t>
-      </w:r>
-      <w:proofErr w:type="gramEnd"/>
-      <w:r>
-        <w:rPr>
-          <w:b w:val="0"/>
-          <w:bCs/>
-        </w:rPr>
-        <w:t>)</w:t>
+      <w:r>
+        <w:rPr>
+          <w:b w:val="0"/>
+          <w:bCs/>
+        </w:rPr>
+        <w:t>()</w:t>
       </w:r>
       <w:r>
         <w:rPr>
@@ -18243,7 +17463,6 @@
       <w:r>
         <w:t xml:space="preserve">Директория </w:t>
       </w:r>
-      <w:proofErr w:type="spellStart"/>
       <w:r>
         <w:rPr>
           <w:lang w:val="en-US"/>
@@ -18251,7 +17470,6 @@
         <w:t>src</w:t>
       </w:r>
       <w:bookmarkEnd w:id="180"/>
-      <w:proofErr w:type="spellEnd"/>
     </w:p>
     <w:p>
       <w:pPr>
@@ -18329,8 +17547,6 @@
         <w:jc w:val="both"/>
       </w:pPr>
       <w:bookmarkStart w:id="183" w:name="_Toc197974614"/>
-      <w:proofErr w:type="spellStart"/>
-      <w:proofErr w:type="gramStart"/>
       <w:r>
         <w:rPr>
           <w:b w:val="0"/>
@@ -18339,21 +17555,12 @@
         </w:rPr>
         <w:t>toJson</w:t>
       </w:r>
-      <w:proofErr w:type="spellEnd"/>
-      <w:r>
-        <w:rPr>
-          <w:b w:val="0"/>
-          <w:bCs/>
-        </w:rPr>
-        <w:t>(</w:t>
-      </w:r>
-      <w:proofErr w:type="gramEnd"/>
-      <w:r>
-        <w:rPr>
-          <w:b w:val="0"/>
-          <w:bCs/>
-        </w:rPr>
-        <w:t xml:space="preserve">) - </w:t>
+      <w:r>
+        <w:rPr>
+          <w:b w:val="0"/>
+          <w:bCs/>
+        </w:rPr>
+        <w:t xml:space="preserve">() - </w:t>
       </w:r>
       <w:r>
         <w:rPr>
@@ -18417,7 +17624,6 @@
         </w:rPr>
         <w:t>~</w:t>
       </w:r>
-      <w:proofErr w:type="gramStart"/>
       <w:r>
         <w:rPr>
           <w:b w:val="0"/>
@@ -18431,15 +17637,7 @@
           <w:b w:val="0"/>
           <w:bCs/>
         </w:rPr>
-        <w:t>(</w:t>
-      </w:r>
-      <w:proofErr w:type="gramEnd"/>
-      <w:r>
-        <w:rPr>
-          <w:b w:val="0"/>
-          <w:bCs/>
-        </w:rPr>
-        <w:t>) -</w:t>
+        <w:t>() -</w:t>
       </w:r>
       <w:r>
         <w:rPr>
@@ -18563,7 +17761,6 @@
         </w:rPr>
         <w:t>_</w:t>
       </w:r>
-      <w:proofErr w:type="spellStart"/>
       <w:r>
         <w:rPr>
           <w:b w:val="0"/>
@@ -18572,7 +17769,6 @@
         </w:rPr>
         <w:t>xLabel</w:t>
       </w:r>
-      <w:proofErr w:type="spellEnd"/>
       <w:r>
         <w:rPr>
           <w:b w:val="0"/>
@@ -18612,7 +17808,6 @@
         </w:rPr>
         <w:t>_</w:t>
       </w:r>
-      <w:proofErr w:type="spellStart"/>
       <w:r>
         <w:rPr>
           <w:b w:val="0"/>
@@ -18621,7 +17816,6 @@
         </w:rPr>
         <w:t>yLabel</w:t>
       </w:r>
-      <w:proofErr w:type="spellEnd"/>
       <w:r>
         <w:rPr>
           <w:b w:val="0"/>
@@ -18665,7 +17859,6 @@
         </w:rPr>
         <w:t>_</w:t>
       </w:r>
-      <w:proofErr w:type="spellStart"/>
       <w:r>
         <w:rPr>
           <w:b w:val="0"/>
@@ -18674,7 +17867,6 @@
         </w:rPr>
         <w:t>configPath</w:t>
       </w:r>
-      <w:proofErr w:type="spellEnd"/>
       <w:r>
         <w:rPr>
           <w:b w:val="0"/>
@@ -18718,7 +17910,6 @@
         </w:rPr>
         <w:t>_</w:t>
       </w:r>
-      <w:proofErr w:type="spellStart"/>
       <w:r>
         <w:rPr>
           <w:b w:val="0"/>
@@ -18727,7 +17918,6 @@
         </w:rPr>
         <w:t>outputPath</w:t>
       </w:r>
-      <w:proofErr w:type="spellEnd"/>
       <w:r>
         <w:rPr>
           <w:b w:val="0"/>
@@ -18850,7 +18040,6 @@
         <w:jc w:val="both"/>
       </w:pPr>
       <w:bookmarkStart w:id="192" w:name="_Toc197974623"/>
-      <w:proofErr w:type="gramStart"/>
       <w:r>
         <w:rPr>
           <w:b w:val="0"/>
@@ -18864,15 +18053,7 @@
           <w:b w:val="0"/>
           <w:bCs/>
         </w:rPr>
-        <w:t>(</w:t>
-      </w:r>
-      <w:proofErr w:type="gramEnd"/>
-      <w:r>
-        <w:rPr>
-          <w:b w:val="0"/>
-          <w:bCs/>
-        </w:rPr>
-        <w:t xml:space="preserve">) </w:t>
+        <w:t xml:space="preserve">() </w:t>
       </w:r>
       <w:r>
         <w:rPr>
@@ -18910,8 +18091,6 @@
         </w:rPr>
       </w:pPr>
       <w:bookmarkStart w:id="193" w:name="_Toc197974624"/>
-      <w:proofErr w:type="spellStart"/>
-      <w:proofErr w:type="gramStart"/>
       <w:r>
         <w:rPr>
           <w:b w:val="0"/>
@@ -18920,21 +18099,12 @@
         </w:rPr>
         <w:t>saveConfig</w:t>
       </w:r>
-      <w:proofErr w:type="spellEnd"/>
-      <w:r>
-        <w:rPr>
-          <w:b w:val="0"/>
-          <w:bCs/>
-        </w:rPr>
-        <w:t>(</w:t>
-      </w:r>
-      <w:proofErr w:type="gramEnd"/>
-      <w:r>
-        <w:rPr>
-          <w:b w:val="0"/>
-          <w:bCs/>
-        </w:rPr>
-        <w:t>)</w:t>
+      <w:r>
+        <w:rPr>
+          <w:b w:val="0"/>
+          <w:bCs/>
+        </w:rPr>
+        <w:t>()</w:t>
       </w:r>
       <w:r>
         <w:rPr>
@@ -18987,8 +18157,6 @@
         </w:rPr>
       </w:pPr>
       <w:bookmarkStart w:id="194" w:name="_Toc197974625"/>
-      <w:proofErr w:type="spellStart"/>
-      <w:proofErr w:type="gramStart"/>
       <w:r>
         <w:rPr>
           <w:b w:val="0"/>
@@ -18997,21 +18165,12 @@
         </w:rPr>
         <w:t>addObject</w:t>
       </w:r>
-      <w:proofErr w:type="spellEnd"/>
-      <w:r>
-        <w:rPr>
-          <w:b w:val="0"/>
-          <w:bCs/>
-        </w:rPr>
-        <w:t>(</w:t>
-      </w:r>
-      <w:proofErr w:type="gramEnd"/>
-      <w:r>
-        <w:rPr>
-          <w:b w:val="0"/>
-          <w:bCs/>
-        </w:rPr>
-        <w:t xml:space="preserve">) – </w:t>
+      <w:r>
+        <w:rPr>
+          <w:b w:val="0"/>
+          <w:bCs/>
+        </w:rPr>
+        <w:t xml:space="preserve">() – </w:t>
       </w:r>
       <w:r>
         <w:rPr>
@@ -19049,7 +18208,6 @@
         </w:rPr>
       </w:pPr>
       <w:bookmarkStart w:id="195" w:name="_Toc197974626"/>
-      <w:proofErr w:type="gramStart"/>
       <w:r>
         <w:rPr>
           <w:b w:val="0"/>
@@ -19063,15 +18221,7 @@
           <w:b w:val="0"/>
           <w:bCs/>
         </w:rPr>
-        <w:t>(</w:t>
-      </w:r>
-      <w:proofErr w:type="gramEnd"/>
-      <w:r>
-        <w:rPr>
-          <w:b w:val="0"/>
-          <w:bCs/>
-        </w:rPr>
-        <w:t xml:space="preserve">) </w:t>
+        <w:t xml:space="preserve">() </w:t>
       </w:r>
       <w:r>
         <w:rPr>
@@ -19265,7 +18415,6 @@
         </w:rPr>
         <w:t>_</w:t>
       </w:r>
-      <w:proofErr w:type="spellStart"/>
       <w:r>
         <w:rPr>
           <w:b w:val="0"/>
@@ -19274,7 +18423,6 @@
         </w:rPr>
         <w:t>pointSize</w:t>
       </w:r>
-      <w:proofErr w:type="spellEnd"/>
       <w:r>
         <w:rPr>
           <w:b w:val="0"/>
@@ -19358,7 +18506,6 @@
         </w:rPr>
       </w:pPr>
       <w:bookmarkStart w:id="201" w:name="_Toc197974632"/>
-      <w:proofErr w:type="gramStart"/>
       <w:r>
         <w:rPr>
           <w:b w:val="0"/>
@@ -19372,15 +18519,7 @@
           <w:b w:val="0"/>
           <w:bCs/>
         </w:rPr>
-        <w:t>(</w:t>
-      </w:r>
-      <w:proofErr w:type="gramEnd"/>
-      <w:r>
-        <w:rPr>
-          <w:b w:val="0"/>
-          <w:bCs/>
-        </w:rPr>
-        <w:t xml:space="preserve">) </w:t>
+        <w:t xml:space="preserve">() </w:t>
       </w:r>
       <w:r>
         <w:rPr>
@@ -19407,8 +18546,6 @@
         <w:jc w:val="both"/>
       </w:pPr>
       <w:bookmarkStart w:id="202" w:name="_Toc197974633"/>
-      <w:proofErr w:type="spellStart"/>
-      <w:proofErr w:type="gramStart"/>
       <w:r>
         <w:rPr>
           <w:b w:val="0"/>
@@ -19417,21 +18554,12 @@
         </w:rPr>
         <w:t>toJson</w:t>
       </w:r>
-      <w:proofErr w:type="spellEnd"/>
-      <w:r>
-        <w:rPr>
-          <w:b w:val="0"/>
-          <w:bCs/>
-        </w:rPr>
-        <w:t>(</w:t>
-      </w:r>
-      <w:proofErr w:type="gramEnd"/>
-      <w:r>
-        <w:rPr>
-          <w:b w:val="0"/>
-          <w:bCs/>
-        </w:rPr>
-        <w:t xml:space="preserve">) </w:t>
+      <w:r>
+        <w:rPr>
+          <w:b w:val="0"/>
+          <w:bCs/>
+        </w:rPr>
+        <w:t xml:space="preserve">() </w:t>
       </w:r>
       <w:r>
         <w:rPr>
@@ -19717,7 +18845,6 @@
         </w:rPr>
       </w:pPr>
       <w:bookmarkStart w:id="208" w:name="_Toc197974639"/>
-      <w:proofErr w:type="gramStart"/>
       <w:r>
         <w:rPr>
           <w:b w:val="0"/>
@@ -19732,15 +18859,7 @@
           <w:b w:val="0"/>
           <w:bCs/>
         </w:rPr>
-        <w:t>(</w:t>
-      </w:r>
-      <w:proofErr w:type="gramEnd"/>
-      <w:r>
-        <w:rPr>
-          <w:b w:val="0"/>
-          <w:bCs/>
-        </w:rPr>
-        <w:t xml:space="preserve">) </w:t>
+        <w:t xml:space="preserve">() </w:t>
       </w:r>
       <w:r>
         <w:rPr>
@@ -19785,8 +18904,6 @@
         </w:rPr>
       </w:pPr>
       <w:bookmarkStart w:id="209" w:name="_Toc197974640"/>
-      <w:proofErr w:type="spellStart"/>
-      <w:proofErr w:type="gramStart"/>
       <w:r>
         <w:rPr>
           <w:b w:val="0"/>
@@ -19795,21 +18912,12 @@
         </w:rPr>
         <w:t>toJson</w:t>
       </w:r>
-      <w:proofErr w:type="spellEnd"/>
-      <w:r>
-        <w:rPr>
-          <w:b w:val="0"/>
-          <w:bCs/>
-        </w:rPr>
-        <w:t>(</w:t>
-      </w:r>
-      <w:proofErr w:type="gramEnd"/>
-      <w:r>
-        <w:rPr>
-          <w:b w:val="0"/>
-          <w:bCs/>
-        </w:rPr>
-        <w:t xml:space="preserve">) </w:t>
+      <w:r>
+        <w:rPr>
+          <w:b w:val="0"/>
+          <w:bCs/>
+        </w:rPr>
+        <w:t xml:space="preserve">() </w:t>
       </w:r>
       <w:r>
         <w:rPr>
@@ -19878,7 +18986,6 @@
       <w:r>
         <w:t xml:space="preserve">Класс </w:t>
       </w:r>
-      <w:proofErr w:type="spellStart"/>
       <w:r>
         <w:rPr>
           <w:lang w:val="en-US"/>
@@ -19892,7 +18999,6 @@
         <w:t>Line</w:t>
       </w:r>
       <w:bookmarkEnd w:id="210"/>
-      <w:proofErr w:type="spellEnd"/>
     </w:p>
     <w:p>
       <w:pPr>
@@ -20220,8 +19326,6 @@
         </w:rPr>
       </w:pPr>
       <w:bookmarkStart w:id="217" w:name="_Toc197974648"/>
-      <w:proofErr w:type="spellStart"/>
-      <w:proofErr w:type="gramStart"/>
       <w:r>
         <w:rPr>
           <w:b w:val="0"/>
@@ -20238,21 +19342,12 @@
         </w:rPr>
         <w:t>Line</w:t>
       </w:r>
-      <w:proofErr w:type="spellEnd"/>
-      <w:r>
-        <w:rPr>
-          <w:b w:val="0"/>
-          <w:bCs/>
-        </w:rPr>
-        <w:t>(</w:t>
-      </w:r>
-      <w:proofErr w:type="gramEnd"/>
-      <w:r>
-        <w:rPr>
-          <w:b w:val="0"/>
-          <w:bCs/>
-        </w:rPr>
-        <w:t xml:space="preserve">) </w:t>
+      <w:r>
+        <w:rPr>
+          <w:b w:val="0"/>
+          <w:bCs/>
+        </w:rPr>
+        <w:t xml:space="preserve">() </w:t>
       </w:r>
       <w:r>
         <w:rPr>
@@ -20293,8 +19388,6 @@
         <w:jc w:val="both"/>
       </w:pPr>
       <w:bookmarkStart w:id="218" w:name="_Toc197974649"/>
-      <w:proofErr w:type="spellStart"/>
-      <w:proofErr w:type="gramStart"/>
       <w:r>
         <w:rPr>
           <w:b w:val="0"/>
@@ -20303,21 +19396,12 @@
         </w:rPr>
         <w:t>toJson</w:t>
       </w:r>
-      <w:proofErr w:type="spellEnd"/>
-      <w:r>
-        <w:rPr>
-          <w:b w:val="0"/>
-          <w:bCs/>
-        </w:rPr>
-        <w:t>(</w:t>
-      </w:r>
-      <w:proofErr w:type="gramEnd"/>
-      <w:r>
-        <w:rPr>
-          <w:b w:val="0"/>
-          <w:bCs/>
-        </w:rPr>
-        <w:t xml:space="preserve">) </w:t>
+      <w:r>
+        <w:rPr>
+          <w:b w:val="0"/>
+          <w:bCs/>
+        </w:rPr>
+        <w:t xml:space="preserve">() </w:t>
       </w:r>
       <w:r>
         <w:rPr>
@@ -20386,7 +19470,6 @@
       <w:r>
         <w:t xml:space="preserve">Класс </w:t>
       </w:r>
-      <w:proofErr w:type="spellStart"/>
       <w:r>
         <w:rPr>
           <w:lang w:val="en-US"/>
@@ -20400,7 +19483,6 @@
         <w:t>Line</w:t>
       </w:r>
       <w:bookmarkEnd w:id="219"/>
-      <w:proofErr w:type="spellEnd"/>
     </w:p>
     <w:p>
       <w:pPr>
@@ -20764,8 +19846,6 @@
         </w:rPr>
       </w:pPr>
       <w:bookmarkStart w:id="226" w:name="_Toc197974657"/>
-      <w:proofErr w:type="spellStart"/>
-      <w:proofErr w:type="gramStart"/>
       <w:r>
         <w:rPr>
           <w:b w:val="0"/>
@@ -20782,21 +19862,12 @@
         </w:rPr>
         <w:t>Line</w:t>
       </w:r>
-      <w:proofErr w:type="spellEnd"/>
-      <w:r>
-        <w:rPr>
-          <w:b w:val="0"/>
-          <w:bCs/>
-        </w:rPr>
-        <w:t>(</w:t>
-      </w:r>
-      <w:proofErr w:type="gramEnd"/>
-      <w:r>
-        <w:rPr>
-          <w:b w:val="0"/>
-          <w:bCs/>
-        </w:rPr>
-        <w:t xml:space="preserve">) </w:t>
+      <w:r>
+        <w:rPr>
+          <w:b w:val="0"/>
+          <w:bCs/>
+        </w:rPr>
+        <w:t xml:space="preserve">() </w:t>
       </w:r>
       <w:r>
         <w:rPr>
@@ -20827,8 +19898,6 @@
         </w:rPr>
       </w:pPr>
       <w:bookmarkStart w:id="227" w:name="_Toc197974658"/>
-      <w:proofErr w:type="spellStart"/>
-      <w:proofErr w:type="gramStart"/>
       <w:r>
         <w:rPr>
           <w:b w:val="0"/>
@@ -20837,21 +19906,12 @@
         </w:rPr>
         <w:t>toJson</w:t>
       </w:r>
-      <w:proofErr w:type="spellEnd"/>
-      <w:r>
-        <w:rPr>
-          <w:b w:val="0"/>
-          <w:bCs/>
-        </w:rPr>
-        <w:t>(</w:t>
-      </w:r>
-      <w:proofErr w:type="gramEnd"/>
-      <w:r>
-        <w:rPr>
-          <w:b w:val="0"/>
-          <w:bCs/>
-        </w:rPr>
-        <w:t xml:space="preserve">) </w:t>
+      <w:r>
+        <w:rPr>
+          <w:b w:val="0"/>
+          <w:bCs/>
+        </w:rPr>
+        <w:t xml:space="preserve">() </w:t>
       </w:r>
       <w:r>
         <w:rPr>
@@ -20906,7 +19966,6 @@
       <w:r>
         <w:t xml:space="preserve">Класс </w:t>
       </w:r>
-      <w:proofErr w:type="spellStart"/>
       <w:r>
         <w:rPr>
           <w:lang w:val="en-US"/>
@@ -20914,7 +19973,6 @@
         <w:t>FunctionPlot</w:t>
       </w:r>
       <w:bookmarkEnd w:id="228"/>
-      <w:proofErr w:type="spellEnd"/>
     </w:p>
     <w:p>
       <w:pPr>
@@ -21038,7 +20096,6 @@
         </w:rPr>
         <w:t>_</w:t>
       </w:r>
-      <w:proofErr w:type="spellStart"/>
       <w:r>
         <w:rPr>
           <w:b w:val="0"/>
@@ -21047,7 +20104,6 @@
         </w:rPr>
         <w:t>pointSize</w:t>
       </w:r>
-      <w:proofErr w:type="spellEnd"/>
       <w:r>
         <w:rPr>
           <w:b w:val="0"/>
@@ -21131,8 +20187,6 @@
         </w:rPr>
       </w:pPr>
       <w:bookmarkStart w:id="233" w:name="_Toc197974664"/>
-      <w:proofErr w:type="spellStart"/>
-      <w:proofErr w:type="gramStart"/>
       <w:r>
         <w:rPr>
           <w:b w:val="0"/>
@@ -21141,21 +20195,12 @@
         </w:rPr>
         <w:t>FunctionPlot</w:t>
       </w:r>
-      <w:proofErr w:type="spellEnd"/>
-      <w:r>
-        <w:rPr>
-          <w:b w:val="0"/>
-          <w:bCs/>
-        </w:rPr>
-        <w:t>(</w:t>
-      </w:r>
-      <w:proofErr w:type="gramEnd"/>
-      <w:r>
-        <w:rPr>
-          <w:b w:val="0"/>
-          <w:bCs/>
-        </w:rPr>
-        <w:t xml:space="preserve">) </w:t>
+      <w:r>
+        <w:rPr>
+          <w:b w:val="0"/>
+          <w:bCs/>
+        </w:rPr>
+        <w:t xml:space="preserve">() </w:t>
       </w:r>
       <w:r>
         <w:rPr>
@@ -21169,23 +20214,7 @@
           <w:b w:val="0"/>
           <w:bCs/>
         </w:rPr>
-        <w:t xml:space="preserve">принимающий функцию, </w:t>
-      </w:r>
-      <w:proofErr w:type="spellStart"/>
-      <w:r>
-        <w:rPr>
-          <w:b w:val="0"/>
-          <w:bCs/>
-        </w:rPr>
-        <w:t>диапозон</w:t>
-      </w:r>
-      <w:proofErr w:type="spellEnd"/>
-      <w:r>
-        <w:rPr>
-          <w:b w:val="0"/>
-          <w:bCs/>
-        </w:rPr>
-        <w:t xml:space="preserve"> аргументов, количество точек и параметры отображения</w:t>
+        <w:t>принимающий функцию, диапозон аргументов, количество точек и параметры отображения</w:t>
       </w:r>
       <w:r>
         <w:rPr>
@@ -21216,8 +20245,6 @@
         </w:rPr>
       </w:pPr>
       <w:bookmarkStart w:id="234" w:name="_Toc197974665"/>
-      <w:proofErr w:type="spellStart"/>
-      <w:proofErr w:type="gramStart"/>
       <w:r>
         <w:rPr>
           <w:b w:val="0"/>
@@ -21226,21 +20253,12 @@
         </w:rPr>
         <w:t>toJson</w:t>
       </w:r>
-      <w:proofErr w:type="spellEnd"/>
-      <w:r>
-        <w:rPr>
-          <w:b w:val="0"/>
-          <w:bCs/>
-        </w:rPr>
-        <w:t>(</w:t>
-      </w:r>
-      <w:proofErr w:type="gramEnd"/>
-      <w:r>
-        <w:rPr>
-          <w:b w:val="0"/>
-          <w:bCs/>
-        </w:rPr>
-        <w:t xml:space="preserve">) </w:t>
+      <w:r>
+        <w:rPr>
+          <w:b w:val="0"/>
+          <w:bCs/>
+        </w:rPr>
+        <w:t xml:space="preserve">() </w:t>
       </w:r>
       <w:r>
         <w:rPr>
@@ -21410,7 +20428,6 @@
         </w:rPr>
         <w:t>_</w:t>
       </w:r>
-      <w:proofErr w:type="gramStart"/>
       <w:r>
         <w:rPr>
           <w:b w:val="0"/>
@@ -21424,15 +20441,7 @@
           <w:b w:val="0"/>
           <w:bCs/>
         </w:rPr>
-        <w:t>(</w:t>
-      </w:r>
-      <w:proofErr w:type="gramEnd"/>
-      <w:r>
-        <w:rPr>
-          <w:b w:val="0"/>
-          <w:bCs/>
-        </w:rPr>
-        <w:t xml:space="preserve">) – </w:t>
+        <w:t xml:space="preserve">() – </w:t>
       </w:r>
       <w:r>
         <w:rPr>
@@ -21478,7 +20487,6 @@
         </w:rPr>
         <w:t>_</w:t>
       </w:r>
-      <w:proofErr w:type="gramStart"/>
       <w:r>
         <w:rPr>
           <w:b w:val="0"/>
@@ -21492,15 +20500,7 @@
           <w:b w:val="0"/>
           <w:bCs/>
         </w:rPr>
-        <w:t>(</w:t>
-      </w:r>
-      <w:proofErr w:type="gramEnd"/>
-      <w:r>
-        <w:rPr>
-          <w:b w:val="0"/>
-          <w:bCs/>
-        </w:rPr>
-        <w:t xml:space="preserve">) – </w:t>
+        <w:t xml:space="preserve">() – </w:t>
       </w:r>
       <w:r>
         <w:rPr>
@@ -21542,7 +20542,6 @@
         </w:rPr>
         <w:t>_</w:t>
       </w:r>
-      <w:proofErr w:type="gramStart"/>
       <w:r>
         <w:rPr>
           <w:b w:val="0"/>
@@ -21556,15 +20555,7 @@
           <w:b w:val="0"/>
           <w:bCs/>
         </w:rPr>
-        <w:t>(</w:t>
-      </w:r>
-      <w:proofErr w:type="gramEnd"/>
-      <w:r>
-        <w:rPr>
-          <w:b w:val="0"/>
-          <w:bCs/>
-        </w:rPr>
-        <w:t xml:space="preserve">) </w:t>
+        <w:t xml:space="preserve">() </w:t>
       </w:r>
       <w:r>
         <w:rPr>
@@ -21591,7 +20582,6 @@
         <w:jc w:val="both"/>
       </w:pPr>
       <w:bookmarkStart w:id="240" w:name="_Toc197974671"/>
-      <w:proofErr w:type="gramStart"/>
       <w:r>
         <w:rPr>
           <w:b w:val="0"/>
@@ -21613,15 +20603,7 @@
           <w:b w:val="0"/>
           <w:bCs/>
         </w:rPr>
-        <w:t>(</w:t>
-      </w:r>
-      <w:proofErr w:type="gramEnd"/>
-      <w:r>
-        <w:rPr>
-          <w:b w:val="0"/>
-          <w:bCs/>
-        </w:rPr>
-        <w:t xml:space="preserve">) </w:t>
+        <w:t xml:space="preserve">() </w:t>
       </w:r>
       <w:r>
         <w:rPr>
@@ -21698,19 +20680,11 @@
       <w:r>
         <w:t xml:space="preserve">Метод </w:t>
       </w:r>
-      <w:proofErr w:type="gramStart"/>
-      <w:r>
-        <w:rPr>
-          <w:lang w:val="en-US"/>
-        </w:rPr>
-        <w:t>main(</w:t>
-      </w:r>
-      <w:proofErr w:type="gramEnd"/>
-      <w:r>
-        <w:rPr>
-          <w:lang w:val="en-US"/>
-        </w:rPr>
-        <w:t>)</w:t>
+      <w:r>
+        <w:rPr>
+          <w:lang w:val="en-US"/>
+        </w:rPr>
+        <w:t>main()</w:t>
       </w:r>
       <w:bookmarkEnd w:id="241"/>
     </w:p>
@@ -21737,7 +20711,6 @@
         </w:rPr>
         <w:t>Метод инициализирует необходимые компоненты (</w:t>
       </w:r>
-      <w:proofErr w:type="spellStart"/>
       <w:r>
         <w:rPr>
           <w:b w:val="0"/>
@@ -21746,7 +20719,6 @@
         </w:rPr>
         <w:t>FileParser</w:t>
       </w:r>
-      <w:proofErr w:type="spellEnd"/>
       <w:r>
         <w:rPr>
           <w:b w:val="0"/>
@@ -21869,8 +20841,6 @@
         </w:rPr>
         <w:t xml:space="preserve">Полученная конфигурация проходит валидацию при помощи </w:t>
       </w:r>
-      <w:proofErr w:type="spellStart"/>
-      <w:proofErr w:type="gramStart"/>
       <w:r>
         <w:rPr>
           <w:b w:val="0"/>
@@ -21879,21 +20849,12 @@
         </w:rPr>
         <w:t>validateJson</w:t>
       </w:r>
-      <w:proofErr w:type="spellEnd"/>
-      <w:r>
-        <w:rPr>
-          <w:b w:val="0"/>
-          <w:bCs/>
-        </w:rPr>
-        <w:t>(</w:t>
-      </w:r>
-      <w:proofErr w:type="gramEnd"/>
-      <w:r>
-        <w:rPr>
-          <w:b w:val="0"/>
-          <w:bCs/>
-        </w:rPr>
-        <w:t>)</w:t>
+      <w:r>
+        <w:rPr>
+          <w:b w:val="0"/>
+          <w:bCs/>
+        </w:rPr>
+        <w:t>()</w:t>
       </w:r>
       <w:r>
         <w:rPr>
@@ -21971,7 +20932,6 @@
         </w:rPr>
         <w:t xml:space="preserve"> </w:t>
       </w:r>
-      <w:proofErr w:type="gramStart"/>
       <w:r>
         <w:rPr>
           <w:b w:val="0"/>
@@ -21985,15 +20945,7 @@
           <w:b w:val="0"/>
           <w:bCs/>
         </w:rPr>
-        <w:t>(</w:t>
-      </w:r>
-      <w:proofErr w:type="gramEnd"/>
-      <w:r>
-        <w:rPr>
-          <w:b w:val="0"/>
-          <w:bCs/>
-        </w:rPr>
-        <w:t>)</w:t>
+        <w:t>()</w:t>
       </w:r>
       <w:r>
         <w:rPr>
@@ -22106,7 +21058,6 @@
         </w:rPr>
         <w:t xml:space="preserve"> </w:t>
       </w:r>
-      <w:proofErr w:type="spellStart"/>
       <w:r>
         <w:rPr>
           <w:b w:val="0"/>
@@ -22115,7 +21066,6 @@
         </w:rPr>
         <w:t>ExperimentResult</w:t>
       </w:r>
-      <w:proofErr w:type="spellEnd"/>
       <w:r>
         <w:rPr>
           <w:b w:val="0"/>
@@ -22158,26 +21108,8 @@
           <w:b w:val="0"/>
           <w:bCs/>
         </w:rPr>
-        <w:t xml:space="preserve"> с метриками детекции и регрессии. Затем для каждого уровня шума для каждого метода регрессии вычисляются </w:t>
-      </w:r>
-      <w:proofErr w:type="spellStart"/>
-      <w:r>
-        <w:rPr>
-          <w:b w:val="0"/>
-          <w:bCs/>
-        </w:rPr>
-        <w:t>среднием</w:t>
-      </w:r>
-      <w:proofErr w:type="spellEnd"/>
-      <w:r>
-        <w:rPr>
-          <w:b w:val="0"/>
-          <w:bCs/>
-        </w:rPr>
-        <w:t xml:space="preserve"> показатели метрик с помощью </w:t>
-      </w:r>
-      <w:proofErr w:type="spellStart"/>
-      <w:proofErr w:type="gramStart"/>
+        <w:t xml:space="preserve"> с метриками детекции и регрессии. Затем для каждого уровня шума для каждого метода регрессии вычисляются среднием показатели метрик с помощью </w:t>
+      </w:r>
       <w:r>
         <w:rPr>
           <w:b w:val="0"/>
@@ -22186,21 +21118,12 @@
         </w:rPr>
         <w:t>calculateAverage</w:t>
       </w:r>
-      <w:proofErr w:type="spellEnd"/>
-      <w:r>
-        <w:rPr>
-          <w:b w:val="0"/>
-          <w:bCs/>
-        </w:rPr>
-        <w:t>(</w:t>
-      </w:r>
-      <w:proofErr w:type="gramEnd"/>
-      <w:r>
-        <w:rPr>
-          <w:b w:val="0"/>
-          <w:bCs/>
-        </w:rPr>
-        <w:t>)</w:t>
+      <w:r>
+        <w:rPr>
+          <w:b w:val="0"/>
+          <w:bCs/>
+        </w:rPr>
+        <w:t>()</w:t>
       </w:r>
       <w:r>
         <w:rPr>
@@ -22342,7 +21265,6 @@
         </w:rPr>
         <w:t>.</w:t>
       </w:r>
-      <w:proofErr w:type="spellStart"/>
       <w:r>
         <w:rPr>
           <w:b w:val="0"/>
@@ -22351,7 +21273,6 @@
         </w:rPr>
         <w:t>hpp</w:t>
       </w:r>
-      <w:proofErr w:type="spellEnd"/>
       <w:r>
         <w:rPr>
           <w:b w:val="0"/>
@@ -22767,14 +21688,12 @@
       <w:r>
         <w:t xml:space="preserve">Для построения системы сборки проекта использован </w:t>
       </w:r>
-      <w:proofErr w:type="spellStart"/>
       <w:r>
         <w:rPr>
           <w:lang w:val="en-US"/>
         </w:rPr>
         <w:t>CMake</w:t>
       </w:r>
-      <w:proofErr w:type="spellEnd"/>
       <w:r>
         <w:t xml:space="preserve"> </w:t>
       </w:r>
@@ -22805,25 +21724,21 @@
       <w:r>
         <w:t xml:space="preserve">используется библиотека </w:t>
       </w:r>
-      <w:proofErr w:type="spellStart"/>
       <w:r>
         <w:rPr>
           <w:lang w:val="en-US"/>
         </w:rPr>
         <w:t>nlohmann</w:t>
       </w:r>
-      <w:proofErr w:type="spellEnd"/>
       <w:r>
         <w:t>/</w:t>
       </w:r>
-      <w:proofErr w:type="spellStart"/>
       <w:r>
         <w:rPr>
           <w:lang w:val="en-US"/>
         </w:rPr>
         <w:t>json</w:t>
       </w:r>
-      <w:proofErr w:type="spellEnd"/>
       <w:r>
         <w:t xml:space="preserve"> </w:t>
       </w:r>
@@ -22889,7 +21804,6 @@
       <w:r>
         <w:t xml:space="preserve">и </w:t>
       </w:r>
-      <w:proofErr w:type="spellStart"/>
       <w:r>
         <w:rPr>
           <w:lang w:val="en-US"/>
@@ -22902,7 +21816,6 @@
         </w:rPr>
         <w:t>y</w:t>
       </w:r>
-      <w:proofErr w:type="spellEnd"/>
       <w:r>
         <w:t>.</w:t>
       </w:r>
@@ -23047,11 +21960,9 @@
       <w:r>
         <w:t>«</w:t>
       </w:r>
-      <w:proofErr w:type="spellStart"/>
       <w:r>
         <w:t>MSnOutliers</w:t>
       </w:r>
-      <w:proofErr w:type="spellEnd"/>
       <w:r>
         <w:t>»</w:t>
       </w:r>
@@ -23285,15 +22196,7 @@
         <w:jc w:val="both"/>
       </w:pPr>
       <w:r>
-        <w:t xml:space="preserve">Не поддерживают многопоточные эксперименты с выбранными различными параметрами и </w:t>
-      </w:r>
-      <w:proofErr w:type="spellStart"/>
-      <w:r>
-        <w:t>гиперпараметрами</w:t>
-      </w:r>
-      <w:proofErr w:type="spellEnd"/>
-      <w:r>
-        <w:t>.</w:t>
+        <w:t>Не поддерживают многопоточные эксперименты с выбранными различными параметрами и гиперпараметрами.</w:t>
       </w:r>
     </w:p>
     <w:p>
@@ -23330,11 +22233,9 @@
       <w:r>
         <w:t>«</w:t>
       </w:r>
-      <w:proofErr w:type="spellStart"/>
       <w:r>
         <w:t>MSnOutliers</w:t>
       </w:r>
-      <w:proofErr w:type="spellEnd"/>
       <w:r>
         <w:t>»</w:t>
       </w:r>
@@ -23445,11 +22346,9 @@
       <w:r>
         <w:t>«</w:t>
       </w:r>
-      <w:proofErr w:type="spellStart"/>
       <w:r>
         <w:t>MSnOutliers</w:t>
       </w:r>
-      <w:proofErr w:type="spellEnd"/>
       <w:r>
         <w:t>»</w:t>
       </w:r>
@@ -23594,85 +22493,29 @@
         </w:rPr>
         <w:t>“</w:t>
       </w:r>
-      <w:proofErr w:type="spellStart"/>
       <w:r>
         <w:rPr>
           <w:rFonts w:ascii="Times New Roman" w:hAnsi="Times New Roman" w:cs="Times New Roman"/>
           <w:sz w:val="24"/>
           <w:szCs w:val="24"/>
         </w:rPr>
-        <w:t>nlohmann</w:t>
-      </w:r>
-      <w:proofErr w:type="spellEnd"/>
+        <w:t>nlohmann/json</w:t>
+      </w:r>
       <w:r>
         <w:rPr>
           <w:rFonts w:ascii="Times New Roman" w:hAnsi="Times New Roman" w:cs="Times New Roman"/>
           <w:sz w:val="24"/>
           <w:szCs w:val="24"/>
         </w:rPr>
-        <w:t>/</w:t>
-      </w:r>
-      <w:proofErr w:type="spellStart"/>
+        <w:t>”</w:t>
+      </w:r>
       <w:r>
         <w:rPr>
           <w:rFonts w:ascii="Times New Roman" w:hAnsi="Times New Roman" w:cs="Times New Roman"/>
           <w:sz w:val="24"/>
           <w:szCs w:val="24"/>
         </w:rPr>
-        <w:t>json</w:t>
-      </w:r>
-      <w:proofErr w:type="spellEnd"/>
-      <w:r>
-        <w:rPr>
-          <w:rFonts w:ascii="Times New Roman" w:hAnsi="Times New Roman" w:cs="Times New Roman"/>
-          <w:sz w:val="24"/>
-          <w:szCs w:val="24"/>
-        </w:rPr>
-        <w:t>”</w:t>
-      </w:r>
-      <w:r>
-        <w:rPr>
-          <w:rFonts w:ascii="Times New Roman" w:hAnsi="Times New Roman" w:cs="Times New Roman"/>
-          <w:sz w:val="24"/>
-          <w:szCs w:val="24"/>
-        </w:rPr>
-        <w:t xml:space="preserve"> [Электронный ресурс] / </w:t>
-      </w:r>
-      <w:proofErr w:type="spellStart"/>
-      <w:r>
-        <w:rPr>
-          <w:rFonts w:ascii="Times New Roman" w:hAnsi="Times New Roman" w:cs="Times New Roman"/>
-          <w:sz w:val="24"/>
-          <w:szCs w:val="24"/>
-        </w:rPr>
-        <w:t>Niels</w:t>
-      </w:r>
-      <w:proofErr w:type="spellEnd"/>
-      <w:r>
-        <w:rPr>
-          <w:rFonts w:ascii="Times New Roman" w:hAnsi="Times New Roman" w:cs="Times New Roman"/>
-          <w:sz w:val="24"/>
-          <w:szCs w:val="24"/>
-        </w:rPr>
-        <w:t xml:space="preserve"> </w:t>
-      </w:r>
-      <w:proofErr w:type="spellStart"/>
-      <w:r>
-        <w:rPr>
-          <w:rFonts w:ascii="Times New Roman" w:hAnsi="Times New Roman" w:cs="Times New Roman"/>
-          <w:sz w:val="24"/>
-          <w:szCs w:val="24"/>
-        </w:rPr>
-        <w:t>Lohmann</w:t>
-      </w:r>
-      <w:proofErr w:type="spellEnd"/>
-      <w:r>
-        <w:rPr>
-          <w:rFonts w:ascii="Times New Roman" w:hAnsi="Times New Roman" w:cs="Times New Roman"/>
-          <w:sz w:val="24"/>
-          <w:szCs w:val="24"/>
-        </w:rPr>
-        <w:t xml:space="preserve"> – Режим доступа: https://github.com/nlohmann/json, свободный.</w:t>
+        <w:t xml:space="preserve"> [Электронный ресурс] / Niels Lohmann – Режим доступа: https://github.com/nlohmann/json, свободный.</w:t>
       </w:r>
     </w:p>
     <w:p>
@@ -23707,7 +22550,6 @@
         </w:rPr>
         <w:t>“</w:t>
       </w:r>
-      <w:proofErr w:type="spellStart"/>
       <w:r>
         <w:rPr>
           <w:rFonts w:ascii="Times New Roman" w:hAnsi="Times New Roman" w:cs="Times New Roman"/>
@@ -23716,7 +22558,6 @@
         </w:rPr>
         <w:t>matplotlib</w:t>
       </w:r>
-      <w:proofErr w:type="spellEnd"/>
       <w:r>
         <w:rPr>
           <w:rFonts w:ascii="Times New Roman" w:hAnsi="Times New Roman" w:cs="Times New Roman"/>
@@ -23731,25 +22572,7 @@
           <w:sz w:val="24"/>
           <w:szCs w:val="24"/>
         </w:rPr>
-        <w:t xml:space="preserve"> [Электронный ресурс] / </w:t>
-      </w:r>
-      <w:proofErr w:type="spellStart"/>
-      <w:r>
-        <w:rPr>
-          <w:rFonts w:ascii="Times New Roman" w:hAnsi="Times New Roman" w:cs="Times New Roman"/>
-          <w:sz w:val="24"/>
-          <w:szCs w:val="24"/>
-        </w:rPr>
-        <w:t>Matplotlib</w:t>
-      </w:r>
-      <w:proofErr w:type="spellEnd"/>
-      <w:r>
-        <w:rPr>
-          <w:rFonts w:ascii="Times New Roman" w:hAnsi="Times New Roman" w:cs="Times New Roman"/>
-          <w:sz w:val="24"/>
-          <w:szCs w:val="24"/>
-        </w:rPr>
-        <w:t xml:space="preserve"> Development Team – Режим доступа: https://matplotlib.org, свободный.</w:t>
+        <w:t xml:space="preserve"> [Электронный ресурс] / Matplotlib Development Team – Режим доступа: https://matplotlib.org, свободный.</w:t>
       </w:r>
     </w:p>
     <w:p>
@@ -23784,7 +22607,6 @@
         </w:rPr>
         <w:t>“</w:t>
       </w:r>
-      <w:proofErr w:type="spellStart"/>
       <w:r>
         <w:rPr>
           <w:rFonts w:ascii="Times New Roman" w:hAnsi="Times New Roman" w:cs="Times New Roman"/>
@@ -23793,7 +22615,6 @@
         </w:rPr>
         <w:t>numpy</w:t>
       </w:r>
-      <w:proofErr w:type="spellEnd"/>
       <w:r>
         <w:rPr>
           <w:rFonts w:ascii="Times New Roman" w:hAnsi="Times New Roman" w:cs="Times New Roman"/>
@@ -23808,25 +22629,7 @@
           <w:sz w:val="24"/>
           <w:szCs w:val="24"/>
         </w:rPr>
-        <w:t xml:space="preserve"> [Электронный ресурс] / </w:t>
-      </w:r>
-      <w:proofErr w:type="spellStart"/>
-      <w:r>
-        <w:rPr>
-          <w:rFonts w:ascii="Times New Roman" w:hAnsi="Times New Roman" w:cs="Times New Roman"/>
-          <w:sz w:val="24"/>
-          <w:szCs w:val="24"/>
-        </w:rPr>
-        <w:t>NumPy</w:t>
-      </w:r>
-      <w:proofErr w:type="spellEnd"/>
-      <w:r>
-        <w:rPr>
-          <w:rFonts w:ascii="Times New Roman" w:hAnsi="Times New Roman" w:cs="Times New Roman"/>
-          <w:sz w:val="24"/>
-          <w:szCs w:val="24"/>
-        </w:rPr>
-        <w:t xml:space="preserve"> Development Team – Режим доступа: https://numpy.org/, свободный.</w:t>
+        <w:t xml:space="preserve"> [Электронный ресурс] / NumPy Development Team – Режим доступа: https://numpy.org/, свободный.</w:t>
       </w:r>
     </w:p>
     <w:p>
@@ -23861,7 +22664,6 @@
         </w:rPr>
         <w:t>“</w:t>
       </w:r>
-      <w:proofErr w:type="spellStart"/>
       <w:r>
         <w:rPr>
           <w:rFonts w:ascii="Times New Roman" w:hAnsi="Times New Roman" w:cs="Times New Roman"/>
@@ -23870,7 +22672,6 @@
         </w:rPr>
         <w:t>CMake</w:t>
       </w:r>
-      <w:proofErr w:type="spellEnd"/>
       <w:r>
         <w:rPr>
           <w:rFonts w:ascii="Times New Roman" w:hAnsi="Times New Roman" w:cs="Times New Roman"/>
@@ -23885,25 +22686,7 @@
           <w:sz w:val="24"/>
           <w:szCs w:val="24"/>
         </w:rPr>
-        <w:t xml:space="preserve"> [Электронный ресурс] / </w:t>
-      </w:r>
-      <w:proofErr w:type="spellStart"/>
-      <w:r>
-        <w:rPr>
-          <w:rFonts w:ascii="Times New Roman" w:hAnsi="Times New Roman" w:cs="Times New Roman"/>
-          <w:sz w:val="24"/>
-          <w:szCs w:val="24"/>
-        </w:rPr>
-        <w:t>Kitware</w:t>
-      </w:r>
-      <w:proofErr w:type="spellEnd"/>
-      <w:r>
-        <w:rPr>
-          <w:rFonts w:ascii="Times New Roman" w:hAnsi="Times New Roman" w:cs="Times New Roman"/>
-          <w:sz w:val="24"/>
-          <w:szCs w:val="24"/>
-        </w:rPr>
-        <w:t xml:space="preserve"> Inc. – Режим доступа: https://cmake.org/, свободный. </w:t>
+        <w:t xml:space="preserve"> [Электронный ресурс] / Kitware Inc. – Режим доступа: https://cmake.org/, свободный. </w:t>
       </w:r>
     </w:p>
     <w:p>
@@ -24220,7 +23003,6 @@
         </w:rPr>
         <w:t>.</w:t>
       </w:r>
-      <w:proofErr w:type="spellStart"/>
       <w:r>
         <w:rPr>
           <w:rFonts w:ascii="Times New Roman" w:hAnsi="Times New Roman" w:cs="Times New Roman"/>
@@ -24230,7 +23012,6 @@
         </w:rPr>
         <w:t>png</w:t>
       </w:r>
-      <w:proofErr w:type="spellEnd"/>
     </w:p>
     <w:p>
       <w:pPr>
